--- a/output/tables/COAD/survival_summary.docx
+++ b/output/tables/COAD/survival_summary.docx
@@ -25,7 +25,7 @@
         <w:ind w:left="60" w:right="60" w:firstLine="0" w:firstLineChars="0"/>
       </w:pPr>
       <w:r>
-        <w:t xml:space="preserve">Overall survival by gene expression (High vs Low), TCGA-COAD. HR from Cox regression; multivariable model adjusted for age (per 10 years), sex and pathologic stage. q = Benjamini–Hochberg across exploratory genes only; the primary gene (MS4A1) is reported with its unadjusted p. Time-split HRs (0–24 / &gt;24 months, adjusted) are shown only for genes whose expression term violated proportional hazards. RMST difference = High − Low restricted mean survival time up to 60 months.</w:t>
+        <w:t xml:space="preserve">Overall survival by gene expression (High vs Low), TCGA-COAD. HR from Cox regression; multivariable model adjusted for age (per 10 years), sex and pathologic stage. Sensitivity: stratified by tss. q = Benjamini–Hochberg across exploratory genes only; the primary gene (MS4A1) is reported with its unadjusted p. Time-split HRs (0–24 / &gt;24 months, adjusted) are shown only for genes whose expression term violated proportional hazards. RMST difference = High − Low restricted mean survival time up to 60 months.</w:t>
       </w:r>
     </w:p>
     <w:tbl xmlns:a="http://schemas.openxmlformats.org/drawingml/2006/main" xmlns:pic="http://schemas.openxmlformats.org/drawingml/2006/picture">

--- a/output/tables/COAD/survival_summary.docx
+++ b/output/tables/COAD/survival_summary.docx
@@ -25,7 +25,7 @@
         <w:ind w:left="60" w:right="60" w:firstLine="0" w:firstLineChars="0"/>
       </w:pPr>
       <w:r>
-        <w:t xml:space="preserve">Overall survival by gene expression (High vs Low), TCGA-COAD. HR from Cox regression; multivariable model adjusted for age (per 10 years), sex and pathologic stage. Sensitivity: stratified by tss. q = Benjamini–Hochberg across exploratory genes only; the primary gene (MS4A1) is reported with its unadjusted p. Time-split HRs (0–24 / &gt;24 months, adjusted) are shown only for genes whose expression term violated proportional hazards. RMST difference = High − Low restricted mean survival time up to 60 months.</w:t>
+        <w:t xml:space="preserve">Overall survival by gene expression (High vs Low), TCGA-COAD. HR from Cox regression; multivariable model adjusted for age (per 10 years), sex and pathologic stage. Sensitivity: stratified by tss. q = Benjamini–Hochberg across exploratory genes only; the primary gene (ROCK2) is reported with its unadjusted p. Time-split HRs (0–24 / &gt;24 months, adjusted) are shown only for genes whose expression term violated proportional hazards. RMST difference = High − Low restricted mean survival time up to 60 months.</w:t>
       </w:r>
     </w:p>
     <w:tbl xmlns:a="http://schemas.openxmlformats.org/drawingml/2006/main" xmlns:pic="http://schemas.openxmlformats.org/drawingml/2006/picture">
@@ -1609,7 +1609,7 @@
                 <w:szCs w:val="12"/>
                 <w:color w:val="000000"/>
               </w:rPr>
-              <w:t xml:space="preserve">MS4A1</w:t>
+              <w:t xml:space="preserve">ROCK2</w:t>
             </w:r>
           </w:p>
         </w:tc>
@@ -1829,7 +1829,7 @@
                 <w:szCs w:val="12"/>
                 <w:color w:val="000000"/>
               </w:rPr>
-              <w:t xml:space="preserve">67.2 (56.2–NR)</w:t>
+              <w:t xml:space="preserve">83.2 (56.2–NR)</w:t>
             </w:r>
           </w:p>
         </w:tc>
@@ -1884,7 +1884,7 @@
                 <w:szCs w:val="12"/>
                 <w:color w:val="000000"/>
               </w:rPr>
-              <w:t xml:space="preserve">99.9 (99.9–NR)</w:t>
+              <w:t xml:space="preserve">99.9 (65.8–NR)</w:t>
             </w:r>
           </w:p>
         </w:tc>
@@ -1939,7 +1939,7 @@
                 <w:szCs w:val="12"/>
                 <w:color w:val="000000"/>
               </w:rPr>
-              <w:t xml:space="preserve">0.018</w:t>
+              <w:t xml:space="preserve">0.024</w:t>
             </w:r>
           </w:p>
         </w:tc>
@@ -2049,7 +2049,7 @@
                 <w:szCs w:val="12"/>
                 <w:color w:val="000000"/>
               </w:rPr>
-              <w:t xml:space="preserve">0.60 (0.40–0.92)</w:t>
+              <w:t xml:space="preserve">0.63 (0.42–0.94)</w:t>
             </w:r>
           </w:p>
         </w:tc>
@@ -2104,7 +2104,7 @@
                 <w:szCs w:val="12"/>
                 <w:color w:val="000000"/>
               </w:rPr>
-              <w:t xml:space="preserve">0.019</w:t>
+              <w:t xml:space="preserve">0.026</w:t>
             </w:r>
           </w:p>
         </w:tc>
@@ -2214,7 +2214,7 @@
                 <w:szCs w:val="12"/>
                 <w:color w:val="000000"/>
               </w:rPr>
-              <w:t xml:space="preserve">0.55 (0.35–0.85)</w:t>
+              <w:t xml:space="preserve">0.57 (0.37–0.87)</w:t>
             </w:r>
           </w:p>
         </w:tc>
@@ -2269,667 +2269,667 @@
                 <w:szCs w:val="12"/>
                 <w:color w:val="000000"/>
               </w:rPr>
+              <w:t xml:space="preserve">0.009</w:t>
+            </w:r>
+          </w:p>
+        </w:tc>
+        <w:tc>
+          <w:tcPr>
+            <w:tcBorders>
+              <w:bottom w:val="none" w:sz="0" w:space="0" w:color="000000"/>
+              <w:top w:val="single" w:sz="12" w:space="0" w:color="666666"/>
+              <w:left w:val="none" w:sz="0" w:space="0" w:color="000000"/>
+              <w:right w:val="none" w:sz="0" w:space="0" w:color="000000"/>
+            </w:tcBorders>
+            <w:shd w:val="clear" w:color="auto" w:fill="FFFFFF"/>
+            <w:tcMar>
+              <w:top w:w="0" w:type="dxa"/>
+              <w:bottom w:w="0" w:type="dxa"/>
+              <w:left w:w="0" w:type="dxa"/>
+              <w:right w:w="0" w:type="dxa"/>
+            </w:tcMar>
+            <w:vAlign w:val="center"/>
+          </w:tcPr>
+          <w:p>
+            <w:pPr>
+              <w:pStyle w:val="Normal"/>
+              <w:jc w:val="left"/>
+              <w:pBdr>
+                <w:bottom w:val="none" w:sz="0" w:space="0" w:color="000000"/>
+                <w:top w:val="none" w:sz="0" w:space="0" w:color="000000"/>
+                <w:left w:val="none" w:sz="0" w:space="0" w:color="000000"/>
+                <w:right w:val="none" w:sz="0" w:space="0" w:color="000000"/>
+              </w:pBdr>
+              <w:spacing w:after="100" w:before="100" w:line="240"/>
+              <w:ind w:left="100" w:right="100" w:firstLine="0" w:firstLineChars="0"/>
+              <w:rPr>
+                <w:rFonts w:ascii="Times New Roman" w:hAnsi="Times New Roman" w:eastAsia="Times New Roman" w:cs="Times New Roman"/>
+                <w:i w:val="false"/>
+                <w:b w:val="false"/>
+                <w:u w:val="none"/>
+                <w:strike w:val="false"/>
+                <w:sz w:val="12"/>
+                <w:szCs w:val="12"/>
+                <w:color w:val="000000"/>
+              </w:rPr>
+            </w:pPr>
+            <w:r>
+              <w:rPr>
+                <w:rFonts w:ascii="Times New Roman" w:hAnsi="Times New Roman" w:eastAsia="Times New Roman" w:cs="Times New Roman"/>
+                <w:i w:val="false"/>
+                <w:b w:val="false"/>
+                <w:u w:val="none"/>
+                <w:strike w:val="false"/>
+                <w:sz w:val="12"/>
+                <w:szCs w:val="12"/>
+                <w:color w:val="000000"/>
+              </w:rPr>
+              <w:t xml:space="preserve">–</w:t>
+            </w:r>
+          </w:p>
+        </w:tc>
+        <w:tc>
+          <w:tcPr>
+            <w:tcBorders>
+              <w:bottom w:val="none" w:sz="0" w:space="0" w:color="000000"/>
+              <w:top w:val="single" w:sz="12" w:space="0" w:color="666666"/>
+              <w:left w:val="none" w:sz="0" w:space="0" w:color="000000"/>
+              <w:right w:val="none" w:sz="0" w:space="0" w:color="000000"/>
+            </w:tcBorders>
+            <w:shd w:val="clear" w:color="auto" w:fill="FFFFFF"/>
+            <w:tcMar>
+              <w:top w:w="0" w:type="dxa"/>
+              <w:bottom w:w="0" w:type="dxa"/>
+              <w:left w:w="0" w:type="dxa"/>
+              <w:right w:w="0" w:type="dxa"/>
+            </w:tcMar>
+            <w:vAlign w:val="center"/>
+          </w:tcPr>
+          <w:p>
+            <w:pPr>
+              <w:pStyle w:val="Normal"/>
+              <w:jc w:val="left"/>
+              <w:pBdr>
+                <w:bottom w:val="none" w:sz="0" w:space="0" w:color="000000"/>
+                <w:top w:val="none" w:sz="0" w:space="0" w:color="000000"/>
+                <w:left w:val="none" w:sz="0" w:space="0" w:color="000000"/>
+                <w:right w:val="none" w:sz="0" w:space="0" w:color="000000"/>
+              </w:pBdr>
+              <w:spacing w:after="100" w:before="100" w:line="240"/>
+              <w:ind w:left="100" w:right="100" w:firstLine="0" w:firstLineChars="0"/>
+              <w:rPr>
+                <w:rFonts w:ascii="Times New Roman" w:hAnsi="Times New Roman" w:eastAsia="Times New Roman" w:cs="Times New Roman"/>
+                <w:i w:val="false"/>
+                <w:b w:val="false"/>
+                <w:u w:val="none"/>
+                <w:strike w:val="false"/>
+                <w:sz w:val="12"/>
+                <w:szCs w:val="12"/>
+                <w:color w:val="000000"/>
+              </w:rPr>
+            </w:pPr>
+            <w:r>
+              <w:rPr>
+                <w:rFonts w:ascii="Times New Roman" w:hAnsi="Times New Roman" w:eastAsia="Times New Roman" w:cs="Times New Roman"/>
+                <w:i w:val="false"/>
+                <w:b w:val="false"/>
+                <w:u w:val="none"/>
+                <w:strike w:val="false"/>
+                <w:sz w:val="12"/>
+                <w:szCs w:val="12"/>
+                <w:color w:val="000000"/>
+              </w:rPr>
+              <w:t xml:space="preserve">15.3</w:t>
+            </w:r>
+          </w:p>
+        </w:tc>
+        <w:tc>
+          <w:tcPr>
+            <w:tcBorders>
+              <w:bottom w:val="none" w:sz="0" w:space="0" w:color="000000"/>
+              <w:top w:val="single" w:sz="12" w:space="0" w:color="666666"/>
+              <w:left w:val="none" w:sz="0" w:space="0" w:color="000000"/>
+              <w:right w:val="none" w:sz="0" w:space="0" w:color="000000"/>
+            </w:tcBorders>
+            <w:shd w:val="clear" w:color="auto" w:fill="FFFFFF"/>
+            <w:tcMar>
+              <w:top w:w="0" w:type="dxa"/>
+              <w:bottom w:w="0" w:type="dxa"/>
+              <w:left w:w="0" w:type="dxa"/>
+              <w:right w:w="0" w:type="dxa"/>
+            </w:tcMar>
+            <w:vAlign w:val="center"/>
+          </w:tcPr>
+          <w:p>
+            <w:pPr>
+              <w:pStyle w:val="Normal"/>
+              <w:jc w:val="left"/>
+              <w:pBdr>
+                <w:bottom w:val="none" w:sz="0" w:space="0" w:color="000000"/>
+                <w:top w:val="none" w:sz="0" w:space="0" w:color="000000"/>
+                <w:left w:val="none" w:sz="0" w:space="0" w:color="000000"/>
+                <w:right w:val="none" w:sz="0" w:space="0" w:color="000000"/>
+              </w:pBdr>
+              <w:spacing w:after="100" w:before="100" w:line="240"/>
+              <w:ind w:left="100" w:right="100" w:firstLine="0" w:firstLineChars="0"/>
+              <w:rPr>
+                <w:rFonts w:ascii="Times New Roman" w:hAnsi="Times New Roman" w:eastAsia="Times New Roman" w:cs="Times New Roman"/>
+                <w:i w:val="false"/>
+                <w:b w:val="false"/>
+                <w:u w:val="none"/>
+                <w:strike w:val="false"/>
+                <w:sz w:val="12"/>
+                <w:szCs w:val="12"/>
+                <w:color w:val="000000"/>
+              </w:rPr>
+            </w:pPr>
+            <w:r>
+              <w:rPr>
+                <w:rFonts w:ascii="Times New Roman" w:hAnsi="Times New Roman" w:eastAsia="Times New Roman" w:cs="Times New Roman"/>
+                <w:i w:val="false"/>
+                <w:b w:val="false"/>
+                <w:u w:val="none"/>
+                <w:strike w:val="false"/>
+                <w:sz w:val="12"/>
+                <w:szCs w:val="12"/>
+                <w:color w:val="000000"/>
+              </w:rPr>
+              <w:t xml:space="preserve">I–IV</w:t>
+            </w:r>
+          </w:p>
+        </w:tc>
+        <w:tc>
+          <w:tcPr>
+            <w:tcBorders>
+              <w:bottom w:val="none" w:sz="0" w:space="0" w:color="000000"/>
+              <w:top w:val="single" w:sz="12" w:space="0" w:color="666666"/>
+              <w:left w:val="none" w:sz="0" w:space="0" w:color="000000"/>
+              <w:right w:val="none" w:sz="0" w:space="0" w:color="000000"/>
+            </w:tcBorders>
+            <w:shd w:val="clear" w:color="auto" w:fill="FFFFFF"/>
+            <w:tcMar>
+              <w:top w:w="0" w:type="dxa"/>
+              <w:bottom w:w="0" w:type="dxa"/>
+              <w:left w:w="0" w:type="dxa"/>
+              <w:right w:w="0" w:type="dxa"/>
+            </w:tcMar>
+            <w:vAlign w:val="center"/>
+          </w:tcPr>
+          <w:p>
+            <w:pPr>
+              <w:pStyle w:val="Normal"/>
+              <w:jc w:val="left"/>
+              <w:pBdr>
+                <w:bottom w:val="none" w:sz="0" w:space="0" w:color="000000"/>
+                <w:top w:val="none" w:sz="0" w:space="0" w:color="000000"/>
+                <w:left w:val="none" w:sz="0" w:space="0" w:color="000000"/>
+                <w:right w:val="none" w:sz="0" w:space="0" w:color="000000"/>
+              </w:pBdr>
+              <w:spacing w:after="100" w:before="100" w:line="240"/>
+              <w:ind w:left="100" w:right="100" w:firstLine="0" w:firstLineChars="0"/>
+              <w:rPr>
+                <w:rFonts w:ascii="Times New Roman" w:hAnsi="Times New Roman" w:eastAsia="Times New Roman" w:cs="Times New Roman"/>
+                <w:i w:val="false"/>
+                <w:b w:val="false"/>
+                <w:u w:val="none"/>
+                <w:strike w:val="false"/>
+                <w:sz w:val="12"/>
+                <w:szCs w:val="12"/>
+                <w:color w:val="000000"/>
+              </w:rPr>
+            </w:pPr>
+            <w:r>
+              <w:rPr>
+                <w:rFonts w:ascii="Times New Roman" w:hAnsi="Times New Roman" w:eastAsia="Times New Roman" w:cs="Times New Roman"/>
+                <w:i w:val="false"/>
+                <w:b w:val="false"/>
+                <w:u w:val="none"/>
+                <w:strike w:val="false"/>
+                <w:sz w:val="12"/>
+                <w:szCs w:val="12"/>
+                <w:color w:val="000000"/>
+              </w:rPr>
+              <w:t xml:space="preserve">0.62 (0.39–0.99)</w:t>
+            </w:r>
+          </w:p>
+        </w:tc>
+        <w:tc>
+          <w:tcPr>
+            <w:tcBorders>
+              <w:bottom w:val="none" w:sz="0" w:space="0" w:color="000000"/>
+              <w:top w:val="single" w:sz="12" w:space="0" w:color="666666"/>
+              <w:left w:val="none" w:sz="0" w:space="0" w:color="000000"/>
+              <w:right w:val="none" w:sz="0" w:space="0" w:color="000000"/>
+            </w:tcBorders>
+            <w:shd w:val="clear" w:color="auto" w:fill="FFFFFF"/>
+            <w:tcMar>
+              <w:top w:w="0" w:type="dxa"/>
+              <w:bottom w:w="0" w:type="dxa"/>
+              <w:left w:w="0" w:type="dxa"/>
+              <w:right w:w="0" w:type="dxa"/>
+            </w:tcMar>
+            <w:vAlign w:val="center"/>
+          </w:tcPr>
+          <w:p>
+            <w:pPr>
+              <w:pStyle w:val="Normal"/>
+              <w:jc w:val="left"/>
+              <w:pBdr>
+                <w:bottom w:val="none" w:sz="0" w:space="0" w:color="000000"/>
+                <w:top w:val="none" w:sz="0" w:space="0" w:color="000000"/>
+                <w:left w:val="none" w:sz="0" w:space="0" w:color="000000"/>
+                <w:right w:val="none" w:sz="0" w:space="0" w:color="000000"/>
+              </w:pBdr>
+              <w:spacing w:after="100" w:before="100" w:line="240"/>
+              <w:ind w:left="100" w:right="100" w:firstLine="0" w:firstLineChars="0"/>
+              <w:rPr>
+                <w:rFonts w:ascii="Times New Roman" w:hAnsi="Times New Roman" w:eastAsia="Times New Roman" w:cs="Times New Roman"/>
+                <w:i w:val="false"/>
+                <w:b w:val="false"/>
+                <w:u w:val="none"/>
+                <w:strike w:val="false"/>
+                <w:sz w:val="12"/>
+                <w:szCs w:val="12"/>
+                <w:color w:val="000000"/>
+              </w:rPr>
+            </w:pPr>
+            <w:r>
+              <w:rPr>
+                <w:rFonts w:ascii="Times New Roman" w:hAnsi="Times New Roman" w:eastAsia="Times New Roman" w:cs="Times New Roman"/>
+                <w:i w:val="false"/>
+                <w:b w:val="false"/>
+                <w:u w:val="none"/>
+                <w:strike w:val="false"/>
+                <w:sz w:val="12"/>
+                <w:szCs w:val="12"/>
+                <w:color w:val="000000"/>
+              </w:rPr>
+              <w:t xml:space="preserve">0.046</w:t>
+            </w:r>
+          </w:p>
+        </w:tc>
+        <w:tc>
+          <w:tcPr>
+            <w:tcBorders>
+              <w:bottom w:val="none" w:sz="0" w:space="0" w:color="000000"/>
+              <w:top w:val="single" w:sz="12" w:space="0" w:color="666666"/>
+              <w:left w:val="none" w:sz="0" w:space="0" w:color="000000"/>
+              <w:right w:val="none" w:sz="0" w:space="0" w:color="000000"/>
+            </w:tcBorders>
+            <w:shd w:val="clear" w:color="auto" w:fill="FFFFFF"/>
+            <w:tcMar>
+              <w:top w:w="0" w:type="dxa"/>
+              <w:bottom w:w="0" w:type="dxa"/>
+              <w:left w:w="0" w:type="dxa"/>
+              <w:right w:w="0" w:type="dxa"/>
+            </w:tcMar>
+            <w:vAlign w:val="center"/>
+          </w:tcPr>
+          <w:p>
+            <w:pPr>
+              <w:pStyle w:val="Normal"/>
+              <w:jc w:val="left"/>
+              <w:pBdr>
+                <w:bottom w:val="none" w:sz="0" w:space="0" w:color="000000"/>
+                <w:top w:val="none" w:sz="0" w:space="0" w:color="000000"/>
+                <w:left w:val="none" w:sz="0" w:space="0" w:color="000000"/>
+                <w:right w:val="none" w:sz="0" w:space="0" w:color="000000"/>
+              </w:pBdr>
+              <w:spacing w:after="100" w:before="100" w:line="240"/>
+              <w:ind w:left="100" w:right="100" w:firstLine="0" w:firstLineChars="0"/>
+              <w:rPr>
+                <w:rFonts w:ascii="Times New Roman" w:hAnsi="Times New Roman" w:eastAsia="Times New Roman" w:cs="Times New Roman"/>
+                <w:i w:val="false"/>
+                <w:b w:val="false"/>
+                <w:u w:val="none"/>
+                <w:strike w:val="false"/>
+                <w:sz w:val="12"/>
+                <w:szCs w:val="12"/>
+                <w:color w:val="000000"/>
+              </w:rPr>
+            </w:pPr>
+            <w:r>
+              <w:rPr>
+                <w:rFonts w:ascii="Times New Roman" w:hAnsi="Times New Roman" w:eastAsia="Times New Roman" w:cs="Times New Roman"/>
+                <w:i w:val="false"/>
+                <w:b w:val="false"/>
+                <w:u w:val="none"/>
+                <w:strike w:val="false"/>
+                <w:sz w:val="12"/>
+                <w:szCs w:val="12"/>
+                <w:color w:val="000000"/>
+              </w:rPr>
+              <w:t xml:space="preserve">0.075</w:t>
+            </w:r>
+          </w:p>
+        </w:tc>
+        <w:tc>
+          <w:tcPr>
+            <w:tcBorders>
+              <w:bottom w:val="none" w:sz="0" w:space="0" w:color="000000"/>
+              <w:top w:val="single" w:sz="12" w:space="0" w:color="666666"/>
+              <w:left w:val="none" w:sz="0" w:space="0" w:color="000000"/>
+              <w:right w:val="none" w:sz="0" w:space="0" w:color="000000"/>
+            </w:tcBorders>
+            <w:shd w:val="clear" w:color="auto" w:fill="FFFFFF"/>
+            <w:tcMar>
+              <w:top w:w="0" w:type="dxa"/>
+              <w:bottom w:w="0" w:type="dxa"/>
+              <w:left w:w="0" w:type="dxa"/>
+              <w:right w:w="0" w:type="dxa"/>
+            </w:tcMar>
+            <w:vAlign w:val="center"/>
+          </w:tcPr>
+          <w:p>
+            <w:pPr>
+              <w:pStyle w:val="Normal"/>
+              <w:jc w:val="left"/>
+              <w:pBdr>
+                <w:bottom w:val="none" w:sz="0" w:space="0" w:color="000000"/>
+                <w:top w:val="none" w:sz="0" w:space="0" w:color="000000"/>
+                <w:left w:val="none" w:sz="0" w:space="0" w:color="000000"/>
+                <w:right w:val="none" w:sz="0" w:space="0" w:color="000000"/>
+              </w:pBdr>
+              <w:spacing w:after="100" w:before="100" w:line="240"/>
+              <w:ind w:left="100" w:right="100" w:firstLine="0" w:firstLineChars="0"/>
+              <w:rPr>
+                <w:rFonts w:ascii="Times New Roman" w:hAnsi="Times New Roman" w:eastAsia="Times New Roman" w:cs="Times New Roman"/>
+                <w:i w:val="false"/>
+                <w:b w:val="false"/>
+                <w:u w:val="none"/>
+                <w:strike w:val="false"/>
+                <w:sz w:val="12"/>
+                <w:szCs w:val="12"/>
+                <w:color w:val="000000"/>
+              </w:rPr>
+            </w:pPr>
+            <w:r>
+              <w:rPr>
+                <w:rFonts w:ascii="Times New Roman" w:hAnsi="Times New Roman" w:eastAsia="Times New Roman" w:cs="Times New Roman"/>
+                <w:i w:val="false"/>
+                <w:b w:val="false"/>
+                <w:u w:val="none"/>
+                <w:strike w:val="false"/>
+                <w:sz w:val="12"/>
+                <w:szCs w:val="12"/>
+                <w:color w:val="000000"/>
+              </w:rPr>
+              <w:t xml:space="preserve"/>
+            </w:r>
+          </w:p>
+        </w:tc>
+        <w:tc>
+          <w:tcPr>
+            <w:tcBorders>
+              <w:bottom w:val="none" w:sz="0" w:space="0" w:color="000000"/>
+              <w:top w:val="single" w:sz="12" w:space="0" w:color="666666"/>
+              <w:left w:val="none" w:sz="0" w:space="0" w:color="000000"/>
+              <w:right w:val="none" w:sz="0" w:space="0" w:color="000000"/>
+            </w:tcBorders>
+            <w:shd w:val="clear" w:color="auto" w:fill="FFFFFF"/>
+            <w:tcMar>
+              <w:top w:w="0" w:type="dxa"/>
+              <w:bottom w:w="0" w:type="dxa"/>
+              <w:left w:w="0" w:type="dxa"/>
+              <w:right w:w="0" w:type="dxa"/>
+            </w:tcMar>
+            <w:vAlign w:val="center"/>
+          </w:tcPr>
+          <w:p>
+            <w:pPr>
+              <w:pStyle w:val="Normal"/>
+              <w:jc w:val="left"/>
+              <w:pBdr>
+                <w:bottom w:val="none" w:sz="0" w:space="0" w:color="000000"/>
+                <w:top w:val="none" w:sz="0" w:space="0" w:color="000000"/>
+                <w:left w:val="none" w:sz="0" w:space="0" w:color="000000"/>
+                <w:right w:val="none" w:sz="0" w:space="0" w:color="000000"/>
+              </w:pBdr>
+              <w:spacing w:after="100" w:before="100" w:line="240"/>
+              <w:ind w:left="100" w:right="100" w:firstLine="0" w:firstLineChars="0"/>
+              <w:rPr>
+                <w:rFonts w:ascii="Times New Roman" w:hAnsi="Times New Roman" w:eastAsia="Times New Roman" w:cs="Times New Roman"/>
+                <w:i w:val="false"/>
+                <w:b w:val="false"/>
+                <w:u w:val="none"/>
+                <w:strike w:val="false"/>
+                <w:sz w:val="12"/>
+                <w:szCs w:val="12"/>
+                <w:color w:val="000000"/>
+              </w:rPr>
+            </w:pPr>
+            <w:r>
+              <w:rPr>
+                <w:rFonts w:ascii="Times New Roman" w:hAnsi="Times New Roman" w:eastAsia="Times New Roman" w:cs="Times New Roman"/>
+                <w:i w:val="false"/>
+                <w:b w:val="false"/>
+                <w:u w:val="none"/>
+                <w:strike w:val="false"/>
+                <w:sz w:val="12"/>
+                <w:szCs w:val="12"/>
+                <w:color w:val="000000"/>
+              </w:rPr>
+              <w:t xml:space="preserve"/>
+            </w:r>
+          </w:p>
+        </w:tc>
+        <w:tc>
+          <w:tcPr>
+            <w:tcBorders>
+              <w:bottom w:val="none" w:sz="0" w:space="0" w:color="000000"/>
+              <w:top w:val="single" w:sz="12" w:space="0" w:color="666666"/>
+              <w:left w:val="none" w:sz="0" w:space="0" w:color="000000"/>
+              <w:right w:val="none" w:sz="0" w:space="0" w:color="000000"/>
+            </w:tcBorders>
+            <w:shd w:val="clear" w:color="auto" w:fill="FFFFFF"/>
+            <w:tcMar>
+              <w:top w:w="0" w:type="dxa"/>
+              <w:bottom w:w="0" w:type="dxa"/>
+              <w:left w:w="0" w:type="dxa"/>
+              <w:right w:w="0" w:type="dxa"/>
+            </w:tcMar>
+            <w:vAlign w:val="center"/>
+          </w:tcPr>
+          <w:p>
+            <w:pPr>
+              <w:pStyle w:val="Normal"/>
+              <w:jc w:val="left"/>
+              <w:pBdr>
+                <w:bottom w:val="none" w:sz="0" w:space="0" w:color="000000"/>
+                <w:top w:val="none" w:sz="0" w:space="0" w:color="000000"/>
+                <w:left w:val="none" w:sz="0" w:space="0" w:color="000000"/>
+                <w:right w:val="none" w:sz="0" w:space="0" w:color="000000"/>
+              </w:pBdr>
+              <w:spacing w:after="100" w:before="100" w:line="240"/>
+              <w:ind w:left="100" w:right="100" w:firstLine="0" w:firstLineChars="0"/>
+              <w:rPr>
+                <w:rFonts w:ascii="Times New Roman" w:hAnsi="Times New Roman" w:eastAsia="Times New Roman" w:cs="Times New Roman"/>
+                <w:i w:val="false"/>
+                <w:b w:val="false"/>
+                <w:u w:val="none"/>
+                <w:strike w:val="false"/>
+                <w:sz w:val="12"/>
+                <w:szCs w:val="12"/>
+                <w:color w:val="000000"/>
+              </w:rPr>
+            </w:pPr>
+            <w:r>
+              <w:rPr>
+                <w:rFonts w:ascii="Times New Roman" w:hAnsi="Times New Roman" w:eastAsia="Times New Roman" w:cs="Times New Roman"/>
+                <w:i w:val="false"/>
+                <w:b w:val="false"/>
+                <w:u w:val="none"/>
+                <w:strike w:val="false"/>
+                <w:sz w:val="12"/>
+                <w:szCs w:val="12"/>
+                <w:color w:val="000000"/>
+              </w:rPr>
+              <w:t xml:space="preserve"/>
+            </w:r>
+          </w:p>
+        </w:tc>
+        <w:tc>
+          <w:tcPr>
+            <w:tcBorders>
+              <w:bottom w:val="none" w:sz="0" w:space="0" w:color="000000"/>
+              <w:top w:val="single" w:sz="12" w:space="0" w:color="666666"/>
+              <w:left w:val="none" w:sz="0" w:space="0" w:color="000000"/>
+              <w:right w:val="none" w:sz="0" w:space="0" w:color="000000"/>
+            </w:tcBorders>
+            <w:shd w:val="clear" w:color="auto" w:fill="FFFFFF"/>
+            <w:tcMar>
+              <w:top w:w="0" w:type="dxa"/>
+              <w:bottom w:w="0" w:type="dxa"/>
+              <w:left w:w="0" w:type="dxa"/>
+              <w:right w:w="0" w:type="dxa"/>
+            </w:tcMar>
+            <w:vAlign w:val="center"/>
+          </w:tcPr>
+          <w:p>
+            <w:pPr>
+              <w:pStyle w:val="Normal"/>
+              <w:jc w:val="left"/>
+              <w:pBdr>
+                <w:bottom w:val="none" w:sz="0" w:space="0" w:color="000000"/>
+                <w:top w:val="none" w:sz="0" w:space="0" w:color="000000"/>
+                <w:left w:val="none" w:sz="0" w:space="0" w:color="000000"/>
+                <w:right w:val="none" w:sz="0" w:space="0" w:color="000000"/>
+              </w:pBdr>
+              <w:spacing w:after="100" w:before="100" w:line="240"/>
+              <w:ind w:left="100" w:right="100" w:firstLine="0" w:firstLineChars="0"/>
+              <w:rPr>
+                <w:rFonts w:ascii="Times New Roman" w:hAnsi="Times New Roman" w:eastAsia="Times New Roman" w:cs="Times New Roman"/>
+                <w:i w:val="false"/>
+                <w:b w:val="false"/>
+                <w:u w:val="none"/>
+                <w:strike w:val="false"/>
+                <w:sz w:val="12"/>
+                <w:szCs w:val="12"/>
+                <w:color w:val="000000"/>
+              </w:rPr>
+            </w:pPr>
+            <w:r>
+              <w:rPr>
+                <w:rFonts w:ascii="Times New Roman" w:hAnsi="Times New Roman" w:eastAsia="Times New Roman" w:cs="Times New Roman"/>
+                <w:i w:val="false"/>
+                <w:b w:val="false"/>
+                <w:u w:val="none"/>
+                <w:strike w:val="false"/>
+                <w:sz w:val="12"/>
+                <w:szCs w:val="12"/>
+                <w:color w:val="000000"/>
+              </w:rPr>
+              <w:t xml:space="preserve"/>
+            </w:r>
+          </w:p>
+        </w:tc>
+        <w:tc>
+          <w:tcPr>
+            <w:tcBorders>
+              <w:bottom w:val="none" w:sz="0" w:space="0" w:color="000000"/>
+              <w:top w:val="single" w:sz="12" w:space="0" w:color="666666"/>
+              <w:left w:val="none" w:sz="0" w:space="0" w:color="000000"/>
+              <w:right w:val="none" w:sz="0" w:space="0" w:color="000000"/>
+            </w:tcBorders>
+            <w:shd w:val="clear" w:color="auto" w:fill="FFFFFF"/>
+            <w:tcMar>
+              <w:top w:w="0" w:type="dxa"/>
+              <w:bottom w:w="0" w:type="dxa"/>
+              <w:left w:w="0" w:type="dxa"/>
+              <w:right w:w="0" w:type="dxa"/>
+            </w:tcMar>
+            <w:vAlign w:val="center"/>
+          </w:tcPr>
+          <w:p>
+            <w:pPr>
+              <w:pStyle w:val="Normal"/>
+              <w:jc w:val="left"/>
+              <w:pBdr>
+                <w:bottom w:val="none" w:sz="0" w:space="0" w:color="000000"/>
+                <w:top w:val="none" w:sz="0" w:space="0" w:color="000000"/>
+                <w:left w:val="none" w:sz="0" w:space="0" w:color="000000"/>
+                <w:right w:val="none" w:sz="0" w:space="0" w:color="000000"/>
+              </w:pBdr>
+              <w:spacing w:after="100" w:before="100" w:line="240"/>
+              <w:ind w:left="100" w:right="100" w:firstLine="0" w:firstLineChars="0"/>
+              <w:rPr>
+                <w:rFonts w:ascii="Times New Roman" w:hAnsi="Times New Roman" w:eastAsia="Times New Roman" w:cs="Times New Roman"/>
+                <w:i w:val="false"/>
+                <w:b w:val="false"/>
+                <w:u w:val="none"/>
+                <w:strike w:val="false"/>
+                <w:sz w:val="12"/>
+                <w:szCs w:val="12"/>
+                <w:color w:val="000000"/>
+              </w:rPr>
+            </w:pPr>
+            <w:r>
+              <w:rPr>
+                <w:rFonts w:ascii="Times New Roman" w:hAnsi="Times New Roman" w:eastAsia="Times New Roman" w:cs="Times New Roman"/>
+                <w:i w:val="false"/>
+                <w:b w:val="false"/>
+                <w:u w:val="none"/>
+                <w:strike w:val="false"/>
+                <w:sz w:val="12"/>
+                <w:szCs w:val="12"/>
+                <w:color w:val="000000"/>
+              </w:rPr>
+              <w:t xml:space="preserve">5.89 (1.63, 10.15)</w:t>
+            </w:r>
+          </w:p>
+        </w:tc>
+        <w:tc>
+          <w:tcPr>
+            <w:tcBorders>
+              <w:bottom w:val="none" w:sz="0" w:space="0" w:color="000000"/>
+              <w:top w:val="single" w:sz="12" w:space="0" w:color="666666"/>
+              <w:left w:val="none" w:sz="0" w:space="0" w:color="000000"/>
+              <w:right w:val="none" w:sz="0" w:space="0" w:color="000000"/>
+            </w:tcBorders>
+            <w:shd w:val="clear" w:color="auto" w:fill="FFFFFF"/>
+            <w:tcMar>
+              <w:top w:w="0" w:type="dxa"/>
+              <w:bottom w:w="0" w:type="dxa"/>
+              <w:left w:w="0" w:type="dxa"/>
+              <w:right w:w="0" w:type="dxa"/>
+            </w:tcMar>
+            <w:vAlign w:val="center"/>
+          </w:tcPr>
+          <w:p>
+            <w:pPr>
+              <w:pStyle w:val="Normal"/>
+              <w:jc w:val="left"/>
+              <w:pBdr>
+                <w:bottom w:val="none" w:sz="0" w:space="0" w:color="000000"/>
+                <w:top w:val="none" w:sz="0" w:space="0" w:color="000000"/>
+                <w:left w:val="none" w:sz="0" w:space="0" w:color="000000"/>
+                <w:right w:val="none" w:sz="0" w:space="0" w:color="000000"/>
+              </w:pBdr>
+              <w:spacing w:after="100" w:before="100" w:line="240"/>
+              <w:ind w:left="100" w:right="100" w:firstLine="0" w:firstLineChars="0"/>
+              <w:rPr>
+                <w:rFonts w:ascii="Times New Roman" w:hAnsi="Times New Roman" w:eastAsia="Times New Roman" w:cs="Times New Roman"/>
+                <w:i w:val="false"/>
+                <w:b w:val="false"/>
+                <w:u w:val="none"/>
+                <w:strike w:val="false"/>
+                <w:sz w:val="12"/>
+                <w:szCs w:val="12"/>
+                <w:color w:val="000000"/>
+              </w:rPr>
+            </w:pPr>
+            <w:r>
+              <w:rPr>
+                <w:rFonts w:ascii="Times New Roman" w:hAnsi="Times New Roman" w:eastAsia="Times New Roman" w:cs="Times New Roman"/>
+                <w:i w:val="false"/>
+                <w:b w:val="false"/>
+                <w:u w:val="none"/>
+                <w:strike w:val="false"/>
+                <w:sz w:val="12"/>
+                <w:szCs w:val="12"/>
+                <w:color w:val="000000"/>
+              </w:rPr>
               <w:t xml:space="preserve">0.007</w:t>
-            </w:r>
-          </w:p>
-        </w:tc>
-        <w:tc>
-          <w:tcPr>
-            <w:tcBorders>
-              <w:bottom w:val="none" w:sz="0" w:space="0" w:color="000000"/>
-              <w:top w:val="single" w:sz="12" w:space="0" w:color="666666"/>
-              <w:left w:val="none" w:sz="0" w:space="0" w:color="000000"/>
-              <w:right w:val="none" w:sz="0" w:space="0" w:color="000000"/>
-            </w:tcBorders>
-            <w:shd w:val="clear" w:color="auto" w:fill="FFFFFF"/>
-            <w:tcMar>
-              <w:top w:w="0" w:type="dxa"/>
-              <w:bottom w:w="0" w:type="dxa"/>
-              <w:left w:w="0" w:type="dxa"/>
-              <w:right w:w="0" w:type="dxa"/>
-            </w:tcMar>
-            <w:vAlign w:val="center"/>
-          </w:tcPr>
-          <w:p>
-            <w:pPr>
-              <w:pStyle w:val="Normal"/>
-              <w:jc w:val="left"/>
-              <w:pBdr>
-                <w:bottom w:val="none" w:sz="0" w:space="0" w:color="000000"/>
-                <w:top w:val="none" w:sz="0" w:space="0" w:color="000000"/>
-                <w:left w:val="none" w:sz="0" w:space="0" w:color="000000"/>
-                <w:right w:val="none" w:sz="0" w:space="0" w:color="000000"/>
-              </w:pBdr>
-              <w:spacing w:after="100" w:before="100" w:line="240"/>
-              <w:ind w:left="100" w:right="100" w:firstLine="0" w:firstLineChars="0"/>
-              <w:rPr>
-                <w:rFonts w:ascii="Times New Roman" w:hAnsi="Times New Roman" w:eastAsia="Times New Roman" w:cs="Times New Roman"/>
-                <w:i w:val="false"/>
-                <w:b w:val="false"/>
-                <w:u w:val="none"/>
-                <w:strike w:val="false"/>
-                <w:sz w:val="12"/>
-                <w:szCs w:val="12"/>
-                <w:color w:val="000000"/>
-              </w:rPr>
-            </w:pPr>
-            <w:r>
-              <w:rPr>
-                <w:rFonts w:ascii="Times New Roman" w:hAnsi="Times New Roman" w:eastAsia="Times New Roman" w:cs="Times New Roman"/>
-                <w:i w:val="false"/>
-                <w:b w:val="false"/>
-                <w:u w:val="none"/>
-                <w:strike w:val="false"/>
-                <w:sz w:val="12"/>
-                <w:szCs w:val="12"/>
-                <w:color w:val="000000"/>
-              </w:rPr>
-              <w:t xml:space="preserve">–</w:t>
-            </w:r>
-          </w:p>
-        </w:tc>
-        <w:tc>
-          <w:tcPr>
-            <w:tcBorders>
-              <w:bottom w:val="none" w:sz="0" w:space="0" w:color="000000"/>
-              <w:top w:val="single" w:sz="12" w:space="0" w:color="666666"/>
-              <w:left w:val="none" w:sz="0" w:space="0" w:color="000000"/>
-              <w:right w:val="none" w:sz="0" w:space="0" w:color="000000"/>
-            </w:tcBorders>
-            <w:shd w:val="clear" w:color="auto" w:fill="FFFFFF"/>
-            <w:tcMar>
-              <w:top w:w="0" w:type="dxa"/>
-              <w:bottom w:w="0" w:type="dxa"/>
-              <w:left w:w="0" w:type="dxa"/>
-              <w:right w:w="0" w:type="dxa"/>
-            </w:tcMar>
-            <w:vAlign w:val="center"/>
-          </w:tcPr>
-          <w:p>
-            <w:pPr>
-              <w:pStyle w:val="Normal"/>
-              <w:jc w:val="left"/>
-              <w:pBdr>
-                <w:bottom w:val="none" w:sz="0" w:space="0" w:color="000000"/>
-                <w:top w:val="none" w:sz="0" w:space="0" w:color="000000"/>
-                <w:left w:val="none" w:sz="0" w:space="0" w:color="000000"/>
-                <w:right w:val="none" w:sz="0" w:space="0" w:color="000000"/>
-              </w:pBdr>
-              <w:spacing w:after="100" w:before="100" w:line="240"/>
-              <w:ind w:left="100" w:right="100" w:firstLine="0" w:firstLineChars="0"/>
-              <w:rPr>
-                <w:rFonts w:ascii="Times New Roman" w:hAnsi="Times New Roman" w:eastAsia="Times New Roman" w:cs="Times New Roman"/>
-                <w:i w:val="false"/>
-                <w:b w:val="false"/>
-                <w:u w:val="none"/>
-                <w:strike w:val="false"/>
-                <w:sz w:val="12"/>
-                <w:szCs w:val="12"/>
-                <w:color w:val="000000"/>
-              </w:rPr>
-            </w:pPr>
-            <w:r>
-              <w:rPr>
-                <w:rFonts w:ascii="Times New Roman" w:hAnsi="Times New Roman" w:eastAsia="Times New Roman" w:cs="Times New Roman"/>
-                <w:i w:val="false"/>
-                <w:b w:val="false"/>
-                <w:u w:val="none"/>
-                <w:strike w:val="false"/>
-                <w:sz w:val="12"/>
-                <w:szCs w:val="12"/>
-                <w:color w:val="000000"/>
-              </w:rPr>
-              <w:t xml:space="preserve">15.3</w:t>
-            </w:r>
-          </w:p>
-        </w:tc>
-        <w:tc>
-          <w:tcPr>
-            <w:tcBorders>
-              <w:bottom w:val="none" w:sz="0" w:space="0" w:color="000000"/>
-              <w:top w:val="single" w:sz="12" w:space="0" w:color="666666"/>
-              <w:left w:val="none" w:sz="0" w:space="0" w:color="000000"/>
-              <w:right w:val="none" w:sz="0" w:space="0" w:color="000000"/>
-            </w:tcBorders>
-            <w:shd w:val="clear" w:color="auto" w:fill="FFFFFF"/>
-            <w:tcMar>
-              <w:top w:w="0" w:type="dxa"/>
-              <w:bottom w:w="0" w:type="dxa"/>
-              <w:left w:w="0" w:type="dxa"/>
-              <w:right w:w="0" w:type="dxa"/>
-            </w:tcMar>
-            <w:vAlign w:val="center"/>
-          </w:tcPr>
-          <w:p>
-            <w:pPr>
-              <w:pStyle w:val="Normal"/>
-              <w:jc w:val="left"/>
-              <w:pBdr>
-                <w:bottom w:val="none" w:sz="0" w:space="0" w:color="000000"/>
-                <w:top w:val="none" w:sz="0" w:space="0" w:color="000000"/>
-                <w:left w:val="none" w:sz="0" w:space="0" w:color="000000"/>
-                <w:right w:val="none" w:sz="0" w:space="0" w:color="000000"/>
-              </w:pBdr>
-              <w:spacing w:after="100" w:before="100" w:line="240"/>
-              <w:ind w:left="100" w:right="100" w:firstLine="0" w:firstLineChars="0"/>
-              <w:rPr>
-                <w:rFonts w:ascii="Times New Roman" w:hAnsi="Times New Roman" w:eastAsia="Times New Roman" w:cs="Times New Roman"/>
-                <w:i w:val="false"/>
-                <w:b w:val="false"/>
-                <w:u w:val="none"/>
-                <w:strike w:val="false"/>
-                <w:sz w:val="12"/>
-                <w:szCs w:val="12"/>
-                <w:color w:val="000000"/>
-              </w:rPr>
-            </w:pPr>
-            <w:r>
-              <w:rPr>
-                <w:rFonts w:ascii="Times New Roman" w:hAnsi="Times New Roman" w:eastAsia="Times New Roman" w:cs="Times New Roman"/>
-                <w:i w:val="false"/>
-                <w:b w:val="false"/>
-                <w:u w:val="none"/>
-                <w:strike w:val="false"/>
-                <w:sz w:val="12"/>
-                <w:szCs w:val="12"/>
-                <w:color w:val="000000"/>
-              </w:rPr>
-              <w:t xml:space="preserve">I–IV</w:t>
-            </w:r>
-          </w:p>
-        </w:tc>
-        <w:tc>
-          <w:tcPr>
-            <w:tcBorders>
-              <w:bottom w:val="none" w:sz="0" w:space="0" w:color="000000"/>
-              <w:top w:val="single" w:sz="12" w:space="0" w:color="666666"/>
-              <w:left w:val="none" w:sz="0" w:space="0" w:color="000000"/>
-              <w:right w:val="none" w:sz="0" w:space="0" w:color="000000"/>
-            </w:tcBorders>
-            <w:shd w:val="clear" w:color="auto" w:fill="FFFFFF"/>
-            <w:tcMar>
-              <w:top w:w="0" w:type="dxa"/>
-              <w:bottom w:w="0" w:type="dxa"/>
-              <w:left w:w="0" w:type="dxa"/>
-              <w:right w:w="0" w:type="dxa"/>
-            </w:tcMar>
-            <w:vAlign w:val="center"/>
-          </w:tcPr>
-          <w:p>
-            <w:pPr>
-              <w:pStyle w:val="Normal"/>
-              <w:jc w:val="left"/>
-              <w:pBdr>
-                <w:bottom w:val="none" w:sz="0" w:space="0" w:color="000000"/>
-                <w:top w:val="none" w:sz="0" w:space="0" w:color="000000"/>
-                <w:left w:val="none" w:sz="0" w:space="0" w:color="000000"/>
-                <w:right w:val="none" w:sz="0" w:space="0" w:color="000000"/>
-              </w:pBdr>
-              <w:spacing w:after="100" w:before="100" w:line="240"/>
-              <w:ind w:left="100" w:right="100" w:firstLine="0" w:firstLineChars="0"/>
-              <w:rPr>
-                <w:rFonts w:ascii="Times New Roman" w:hAnsi="Times New Roman" w:eastAsia="Times New Roman" w:cs="Times New Roman"/>
-                <w:i w:val="false"/>
-                <w:b w:val="false"/>
-                <w:u w:val="none"/>
-                <w:strike w:val="false"/>
-                <w:sz w:val="12"/>
-                <w:szCs w:val="12"/>
-                <w:color w:val="000000"/>
-              </w:rPr>
-            </w:pPr>
-            <w:r>
-              <w:rPr>
-                <w:rFonts w:ascii="Times New Roman" w:hAnsi="Times New Roman" w:eastAsia="Times New Roman" w:cs="Times New Roman"/>
-                <w:i w:val="false"/>
-                <w:b w:val="false"/>
-                <w:u w:val="none"/>
-                <w:strike w:val="false"/>
-                <w:sz w:val="12"/>
-                <w:szCs w:val="12"/>
-                <w:color w:val="000000"/>
-              </w:rPr>
-              <w:t xml:space="preserve">0.50 (0.31–0.81)</w:t>
-            </w:r>
-          </w:p>
-        </w:tc>
-        <w:tc>
-          <w:tcPr>
-            <w:tcBorders>
-              <w:bottom w:val="none" w:sz="0" w:space="0" w:color="000000"/>
-              <w:top w:val="single" w:sz="12" w:space="0" w:color="666666"/>
-              <w:left w:val="none" w:sz="0" w:space="0" w:color="000000"/>
-              <w:right w:val="none" w:sz="0" w:space="0" w:color="000000"/>
-            </w:tcBorders>
-            <w:shd w:val="clear" w:color="auto" w:fill="FFFFFF"/>
-            <w:tcMar>
-              <w:top w:w="0" w:type="dxa"/>
-              <w:bottom w:w="0" w:type="dxa"/>
-              <w:left w:w="0" w:type="dxa"/>
-              <w:right w:w="0" w:type="dxa"/>
-            </w:tcMar>
-            <w:vAlign w:val="center"/>
-          </w:tcPr>
-          <w:p>
-            <w:pPr>
-              <w:pStyle w:val="Normal"/>
-              <w:jc w:val="left"/>
-              <w:pBdr>
-                <w:bottom w:val="none" w:sz="0" w:space="0" w:color="000000"/>
-                <w:top w:val="none" w:sz="0" w:space="0" w:color="000000"/>
-                <w:left w:val="none" w:sz="0" w:space="0" w:color="000000"/>
-                <w:right w:val="none" w:sz="0" w:space="0" w:color="000000"/>
-              </w:pBdr>
-              <w:spacing w:after="100" w:before="100" w:line="240"/>
-              <w:ind w:left="100" w:right="100" w:firstLine="0" w:firstLineChars="0"/>
-              <w:rPr>
-                <w:rFonts w:ascii="Times New Roman" w:hAnsi="Times New Roman" w:eastAsia="Times New Roman" w:cs="Times New Roman"/>
-                <w:i w:val="false"/>
-                <w:b w:val="false"/>
-                <w:u w:val="none"/>
-                <w:strike w:val="false"/>
-                <w:sz w:val="12"/>
-                <w:szCs w:val="12"/>
-                <w:color w:val="000000"/>
-              </w:rPr>
-            </w:pPr>
-            <w:r>
-              <w:rPr>
-                <w:rFonts w:ascii="Times New Roman" w:hAnsi="Times New Roman" w:eastAsia="Times New Roman" w:cs="Times New Roman"/>
-                <w:i w:val="false"/>
-                <w:b w:val="false"/>
-                <w:u w:val="none"/>
-                <w:strike w:val="false"/>
-                <w:sz w:val="12"/>
-                <w:szCs w:val="12"/>
-                <w:color w:val="000000"/>
-              </w:rPr>
-              <w:t xml:space="preserve">0.005</w:t>
-            </w:r>
-          </w:p>
-        </w:tc>
-        <w:tc>
-          <w:tcPr>
-            <w:tcBorders>
-              <w:bottom w:val="none" w:sz="0" w:space="0" w:color="000000"/>
-              <w:top w:val="single" w:sz="12" w:space="0" w:color="666666"/>
-              <w:left w:val="none" w:sz="0" w:space="0" w:color="000000"/>
-              <w:right w:val="none" w:sz="0" w:space="0" w:color="000000"/>
-            </w:tcBorders>
-            <w:shd w:val="clear" w:color="auto" w:fill="FFFFFF"/>
-            <w:tcMar>
-              <w:top w:w="0" w:type="dxa"/>
-              <w:bottom w:w="0" w:type="dxa"/>
-              <w:left w:w="0" w:type="dxa"/>
-              <w:right w:w="0" w:type="dxa"/>
-            </w:tcMar>
-            <w:vAlign w:val="center"/>
-          </w:tcPr>
-          <w:p>
-            <w:pPr>
-              <w:pStyle w:val="Normal"/>
-              <w:jc w:val="left"/>
-              <w:pBdr>
-                <w:bottom w:val="none" w:sz="0" w:space="0" w:color="000000"/>
-                <w:top w:val="none" w:sz="0" w:space="0" w:color="000000"/>
-                <w:left w:val="none" w:sz="0" w:space="0" w:color="000000"/>
-                <w:right w:val="none" w:sz="0" w:space="0" w:color="000000"/>
-              </w:pBdr>
-              <w:spacing w:after="100" w:before="100" w:line="240"/>
-              <w:ind w:left="100" w:right="100" w:firstLine="0" w:firstLineChars="0"/>
-              <w:rPr>
-                <w:rFonts w:ascii="Times New Roman" w:hAnsi="Times New Roman" w:eastAsia="Times New Roman" w:cs="Times New Roman"/>
-                <w:i w:val="false"/>
-                <w:b w:val="false"/>
-                <w:u w:val="none"/>
-                <w:strike w:val="false"/>
-                <w:sz w:val="12"/>
-                <w:szCs w:val="12"/>
-                <w:color w:val="000000"/>
-              </w:rPr>
-            </w:pPr>
-            <w:r>
-              <w:rPr>
-                <w:rFonts w:ascii="Times New Roman" w:hAnsi="Times New Roman" w:eastAsia="Times New Roman" w:cs="Times New Roman"/>
-                <w:i w:val="false"/>
-                <w:b w:val="false"/>
-                <w:u w:val="none"/>
-                <w:strike w:val="false"/>
-                <w:sz w:val="12"/>
-                <w:szCs w:val="12"/>
-                <w:color w:val="000000"/>
-              </w:rPr>
-              <w:t xml:space="preserve">0.116</w:t>
-            </w:r>
-          </w:p>
-        </w:tc>
-        <w:tc>
-          <w:tcPr>
-            <w:tcBorders>
-              <w:bottom w:val="none" w:sz="0" w:space="0" w:color="000000"/>
-              <w:top w:val="single" w:sz="12" w:space="0" w:color="666666"/>
-              <w:left w:val="none" w:sz="0" w:space="0" w:color="000000"/>
-              <w:right w:val="none" w:sz="0" w:space="0" w:color="000000"/>
-            </w:tcBorders>
-            <w:shd w:val="clear" w:color="auto" w:fill="FFFFFF"/>
-            <w:tcMar>
-              <w:top w:w="0" w:type="dxa"/>
-              <w:bottom w:w="0" w:type="dxa"/>
-              <w:left w:w="0" w:type="dxa"/>
-              <w:right w:w="0" w:type="dxa"/>
-            </w:tcMar>
-            <w:vAlign w:val="center"/>
-          </w:tcPr>
-          <w:p>
-            <w:pPr>
-              <w:pStyle w:val="Normal"/>
-              <w:jc w:val="left"/>
-              <w:pBdr>
-                <w:bottom w:val="none" w:sz="0" w:space="0" w:color="000000"/>
-                <w:top w:val="none" w:sz="0" w:space="0" w:color="000000"/>
-                <w:left w:val="none" w:sz="0" w:space="0" w:color="000000"/>
-                <w:right w:val="none" w:sz="0" w:space="0" w:color="000000"/>
-              </w:pBdr>
-              <w:spacing w:after="100" w:before="100" w:line="240"/>
-              <w:ind w:left="100" w:right="100" w:firstLine="0" w:firstLineChars="0"/>
-              <w:rPr>
-                <w:rFonts w:ascii="Times New Roman" w:hAnsi="Times New Roman" w:eastAsia="Times New Roman" w:cs="Times New Roman"/>
-                <w:i w:val="false"/>
-                <w:b w:val="false"/>
-                <w:u w:val="none"/>
-                <w:strike w:val="false"/>
-                <w:sz w:val="12"/>
-                <w:szCs w:val="12"/>
-                <w:color w:val="000000"/>
-              </w:rPr>
-            </w:pPr>
-            <w:r>
-              <w:rPr>
-                <w:rFonts w:ascii="Times New Roman" w:hAnsi="Times New Roman" w:eastAsia="Times New Roman" w:cs="Times New Roman"/>
-                <w:i w:val="false"/>
-                <w:b w:val="false"/>
-                <w:u w:val="none"/>
-                <w:strike w:val="false"/>
-                <w:sz w:val="12"/>
-                <w:szCs w:val="12"/>
-                <w:color w:val="000000"/>
-              </w:rPr>
-              <w:t xml:space="preserve"/>
-            </w:r>
-          </w:p>
-        </w:tc>
-        <w:tc>
-          <w:tcPr>
-            <w:tcBorders>
-              <w:bottom w:val="none" w:sz="0" w:space="0" w:color="000000"/>
-              <w:top w:val="single" w:sz="12" w:space="0" w:color="666666"/>
-              <w:left w:val="none" w:sz="0" w:space="0" w:color="000000"/>
-              <w:right w:val="none" w:sz="0" w:space="0" w:color="000000"/>
-            </w:tcBorders>
-            <w:shd w:val="clear" w:color="auto" w:fill="FFFFFF"/>
-            <w:tcMar>
-              <w:top w:w="0" w:type="dxa"/>
-              <w:bottom w:w="0" w:type="dxa"/>
-              <w:left w:w="0" w:type="dxa"/>
-              <w:right w:w="0" w:type="dxa"/>
-            </w:tcMar>
-            <w:vAlign w:val="center"/>
-          </w:tcPr>
-          <w:p>
-            <w:pPr>
-              <w:pStyle w:val="Normal"/>
-              <w:jc w:val="left"/>
-              <w:pBdr>
-                <w:bottom w:val="none" w:sz="0" w:space="0" w:color="000000"/>
-                <w:top w:val="none" w:sz="0" w:space="0" w:color="000000"/>
-                <w:left w:val="none" w:sz="0" w:space="0" w:color="000000"/>
-                <w:right w:val="none" w:sz="0" w:space="0" w:color="000000"/>
-              </w:pBdr>
-              <w:spacing w:after="100" w:before="100" w:line="240"/>
-              <w:ind w:left="100" w:right="100" w:firstLine="0" w:firstLineChars="0"/>
-              <w:rPr>
-                <w:rFonts w:ascii="Times New Roman" w:hAnsi="Times New Roman" w:eastAsia="Times New Roman" w:cs="Times New Roman"/>
-                <w:i w:val="false"/>
-                <w:b w:val="false"/>
-                <w:u w:val="none"/>
-                <w:strike w:val="false"/>
-                <w:sz w:val="12"/>
-                <w:szCs w:val="12"/>
-                <w:color w:val="000000"/>
-              </w:rPr>
-            </w:pPr>
-            <w:r>
-              <w:rPr>
-                <w:rFonts w:ascii="Times New Roman" w:hAnsi="Times New Roman" w:eastAsia="Times New Roman" w:cs="Times New Roman"/>
-                <w:i w:val="false"/>
-                <w:b w:val="false"/>
-                <w:u w:val="none"/>
-                <w:strike w:val="false"/>
-                <w:sz w:val="12"/>
-                <w:szCs w:val="12"/>
-                <w:color w:val="000000"/>
-              </w:rPr>
-              <w:t xml:space="preserve"/>
-            </w:r>
-          </w:p>
-        </w:tc>
-        <w:tc>
-          <w:tcPr>
-            <w:tcBorders>
-              <w:bottom w:val="none" w:sz="0" w:space="0" w:color="000000"/>
-              <w:top w:val="single" w:sz="12" w:space="0" w:color="666666"/>
-              <w:left w:val="none" w:sz="0" w:space="0" w:color="000000"/>
-              <w:right w:val="none" w:sz="0" w:space="0" w:color="000000"/>
-            </w:tcBorders>
-            <w:shd w:val="clear" w:color="auto" w:fill="FFFFFF"/>
-            <w:tcMar>
-              <w:top w:w="0" w:type="dxa"/>
-              <w:bottom w:w="0" w:type="dxa"/>
-              <w:left w:w="0" w:type="dxa"/>
-              <w:right w:w="0" w:type="dxa"/>
-            </w:tcMar>
-            <w:vAlign w:val="center"/>
-          </w:tcPr>
-          <w:p>
-            <w:pPr>
-              <w:pStyle w:val="Normal"/>
-              <w:jc w:val="left"/>
-              <w:pBdr>
-                <w:bottom w:val="none" w:sz="0" w:space="0" w:color="000000"/>
-                <w:top w:val="none" w:sz="0" w:space="0" w:color="000000"/>
-                <w:left w:val="none" w:sz="0" w:space="0" w:color="000000"/>
-                <w:right w:val="none" w:sz="0" w:space="0" w:color="000000"/>
-              </w:pBdr>
-              <w:spacing w:after="100" w:before="100" w:line="240"/>
-              <w:ind w:left="100" w:right="100" w:firstLine="0" w:firstLineChars="0"/>
-              <w:rPr>
-                <w:rFonts w:ascii="Times New Roman" w:hAnsi="Times New Roman" w:eastAsia="Times New Roman" w:cs="Times New Roman"/>
-                <w:i w:val="false"/>
-                <w:b w:val="false"/>
-                <w:u w:val="none"/>
-                <w:strike w:val="false"/>
-                <w:sz w:val="12"/>
-                <w:szCs w:val="12"/>
-                <w:color w:val="000000"/>
-              </w:rPr>
-            </w:pPr>
-            <w:r>
-              <w:rPr>
-                <w:rFonts w:ascii="Times New Roman" w:hAnsi="Times New Roman" w:eastAsia="Times New Roman" w:cs="Times New Roman"/>
-                <w:i w:val="false"/>
-                <w:b w:val="false"/>
-                <w:u w:val="none"/>
-                <w:strike w:val="false"/>
-                <w:sz w:val="12"/>
-                <w:szCs w:val="12"/>
-                <w:color w:val="000000"/>
-              </w:rPr>
-              <w:t xml:space="preserve"/>
-            </w:r>
-          </w:p>
-        </w:tc>
-        <w:tc>
-          <w:tcPr>
-            <w:tcBorders>
-              <w:bottom w:val="none" w:sz="0" w:space="0" w:color="000000"/>
-              <w:top w:val="single" w:sz="12" w:space="0" w:color="666666"/>
-              <w:left w:val="none" w:sz="0" w:space="0" w:color="000000"/>
-              <w:right w:val="none" w:sz="0" w:space="0" w:color="000000"/>
-            </w:tcBorders>
-            <w:shd w:val="clear" w:color="auto" w:fill="FFFFFF"/>
-            <w:tcMar>
-              <w:top w:w="0" w:type="dxa"/>
-              <w:bottom w:w="0" w:type="dxa"/>
-              <w:left w:w="0" w:type="dxa"/>
-              <w:right w:w="0" w:type="dxa"/>
-            </w:tcMar>
-            <w:vAlign w:val="center"/>
-          </w:tcPr>
-          <w:p>
-            <w:pPr>
-              <w:pStyle w:val="Normal"/>
-              <w:jc w:val="left"/>
-              <w:pBdr>
-                <w:bottom w:val="none" w:sz="0" w:space="0" w:color="000000"/>
-                <w:top w:val="none" w:sz="0" w:space="0" w:color="000000"/>
-                <w:left w:val="none" w:sz="0" w:space="0" w:color="000000"/>
-                <w:right w:val="none" w:sz="0" w:space="0" w:color="000000"/>
-              </w:pBdr>
-              <w:spacing w:after="100" w:before="100" w:line="240"/>
-              <w:ind w:left="100" w:right="100" w:firstLine="0" w:firstLineChars="0"/>
-              <w:rPr>
-                <w:rFonts w:ascii="Times New Roman" w:hAnsi="Times New Roman" w:eastAsia="Times New Roman" w:cs="Times New Roman"/>
-                <w:i w:val="false"/>
-                <w:b w:val="false"/>
-                <w:u w:val="none"/>
-                <w:strike w:val="false"/>
-                <w:sz w:val="12"/>
-                <w:szCs w:val="12"/>
-                <w:color w:val="000000"/>
-              </w:rPr>
-            </w:pPr>
-            <w:r>
-              <w:rPr>
-                <w:rFonts w:ascii="Times New Roman" w:hAnsi="Times New Roman" w:eastAsia="Times New Roman" w:cs="Times New Roman"/>
-                <w:i w:val="false"/>
-                <w:b w:val="false"/>
-                <w:u w:val="none"/>
-                <w:strike w:val="false"/>
-                <w:sz w:val="12"/>
-                <w:szCs w:val="12"/>
-                <w:color w:val="000000"/>
-              </w:rPr>
-              <w:t xml:space="preserve"/>
-            </w:r>
-          </w:p>
-        </w:tc>
-        <w:tc>
-          <w:tcPr>
-            <w:tcBorders>
-              <w:bottom w:val="none" w:sz="0" w:space="0" w:color="000000"/>
-              <w:top w:val="single" w:sz="12" w:space="0" w:color="666666"/>
-              <w:left w:val="none" w:sz="0" w:space="0" w:color="000000"/>
-              <w:right w:val="none" w:sz="0" w:space="0" w:color="000000"/>
-            </w:tcBorders>
-            <w:shd w:val="clear" w:color="auto" w:fill="FFFFFF"/>
-            <w:tcMar>
-              <w:top w:w="0" w:type="dxa"/>
-              <w:bottom w:w="0" w:type="dxa"/>
-              <w:left w:w="0" w:type="dxa"/>
-              <w:right w:w="0" w:type="dxa"/>
-            </w:tcMar>
-            <w:vAlign w:val="center"/>
-          </w:tcPr>
-          <w:p>
-            <w:pPr>
-              <w:pStyle w:val="Normal"/>
-              <w:jc w:val="left"/>
-              <w:pBdr>
-                <w:bottom w:val="none" w:sz="0" w:space="0" w:color="000000"/>
-                <w:top w:val="none" w:sz="0" w:space="0" w:color="000000"/>
-                <w:left w:val="none" w:sz="0" w:space="0" w:color="000000"/>
-                <w:right w:val="none" w:sz="0" w:space="0" w:color="000000"/>
-              </w:pBdr>
-              <w:spacing w:after="100" w:before="100" w:line="240"/>
-              <w:ind w:left="100" w:right="100" w:firstLine="0" w:firstLineChars="0"/>
-              <w:rPr>
-                <w:rFonts w:ascii="Times New Roman" w:hAnsi="Times New Roman" w:eastAsia="Times New Roman" w:cs="Times New Roman"/>
-                <w:i w:val="false"/>
-                <w:b w:val="false"/>
-                <w:u w:val="none"/>
-                <w:strike w:val="false"/>
-                <w:sz w:val="12"/>
-                <w:szCs w:val="12"/>
-                <w:color w:val="000000"/>
-              </w:rPr>
-            </w:pPr>
-            <w:r>
-              <w:rPr>
-                <w:rFonts w:ascii="Times New Roman" w:hAnsi="Times New Roman" w:eastAsia="Times New Roman" w:cs="Times New Roman"/>
-                <w:i w:val="false"/>
-                <w:b w:val="false"/>
-                <w:u w:val="none"/>
-                <w:strike w:val="false"/>
-                <w:sz w:val="12"/>
-                <w:szCs w:val="12"/>
-                <w:color w:val="000000"/>
-              </w:rPr>
-              <w:t xml:space="preserve">4.88 (0.60, 9.17)</w:t>
-            </w:r>
-          </w:p>
-        </w:tc>
-        <w:tc>
-          <w:tcPr>
-            <w:tcBorders>
-              <w:bottom w:val="none" w:sz="0" w:space="0" w:color="000000"/>
-              <w:top w:val="single" w:sz="12" w:space="0" w:color="666666"/>
-              <w:left w:val="none" w:sz="0" w:space="0" w:color="000000"/>
-              <w:right w:val="none" w:sz="0" w:space="0" w:color="000000"/>
-            </w:tcBorders>
-            <w:shd w:val="clear" w:color="auto" w:fill="FFFFFF"/>
-            <w:tcMar>
-              <w:top w:w="0" w:type="dxa"/>
-              <w:bottom w:w="0" w:type="dxa"/>
-              <w:left w:w="0" w:type="dxa"/>
-              <w:right w:w="0" w:type="dxa"/>
-            </w:tcMar>
-            <w:vAlign w:val="center"/>
-          </w:tcPr>
-          <w:p>
-            <w:pPr>
-              <w:pStyle w:val="Normal"/>
-              <w:jc w:val="left"/>
-              <w:pBdr>
-                <w:bottom w:val="none" w:sz="0" w:space="0" w:color="000000"/>
-                <w:top w:val="none" w:sz="0" w:space="0" w:color="000000"/>
-                <w:left w:val="none" w:sz="0" w:space="0" w:color="000000"/>
-                <w:right w:val="none" w:sz="0" w:space="0" w:color="000000"/>
-              </w:pBdr>
-              <w:spacing w:after="100" w:before="100" w:line="240"/>
-              <w:ind w:left="100" w:right="100" w:firstLine="0" w:firstLineChars="0"/>
-              <w:rPr>
-                <w:rFonts w:ascii="Times New Roman" w:hAnsi="Times New Roman" w:eastAsia="Times New Roman" w:cs="Times New Roman"/>
-                <w:i w:val="false"/>
-                <w:b w:val="false"/>
-                <w:u w:val="none"/>
-                <w:strike w:val="false"/>
-                <w:sz w:val="12"/>
-                <w:szCs w:val="12"/>
-                <w:color w:val="000000"/>
-              </w:rPr>
-            </w:pPr>
-            <w:r>
-              <w:rPr>
-                <w:rFonts w:ascii="Times New Roman" w:hAnsi="Times New Roman" w:eastAsia="Times New Roman" w:cs="Times New Roman"/>
-                <w:i w:val="false"/>
-                <w:b w:val="false"/>
-                <w:u w:val="none"/>
-                <w:strike w:val="false"/>
-                <w:sz w:val="12"/>
-                <w:szCs w:val="12"/>
-                <w:color w:val="000000"/>
-              </w:rPr>
-              <w:t xml:space="preserve">0.026</w:t>
             </w:r>
           </w:p>
         </w:tc>
@@ -13529,7 +13529,7 @@
                 <w:szCs w:val="12"/>
                 <w:color w:val="000000"/>
               </w:rPr>
-              <w:t xml:space="preserve">ROCK2</w:t>
+              <w:t xml:space="preserve">MS4A1</w:t>
             </w:r>
           </w:p>
         </w:tc>
@@ -13749,7 +13749,7 @@
                 <w:szCs w:val="12"/>
                 <w:color w:val="000000"/>
               </w:rPr>
-              <w:t xml:space="preserve">83.2 (56.2–NR)</w:t>
+              <w:t xml:space="preserve">67.2 (56.2–NR)</w:t>
             </w:r>
           </w:p>
         </w:tc>
@@ -13804,7 +13804,7 @@
                 <w:szCs w:val="12"/>
                 <w:color w:val="000000"/>
               </w:rPr>
-              <w:t xml:space="preserve">99.9 (65.8–NR)</w:t>
+              <w:t xml:space="preserve">99.9 (99.9–NR)</w:t>
             </w:r>
           </w:p>
         </w:tc>
@@ -13859,7 +13859,7 @@
                 <w:szCs w:val="12"/>
                 <w:color w:val="000000"/>
               </w:rPr>
-              <w:t xml:space="preserve">0.024</w:t>
+              <w:t xml:space="preserve">0.018</w:t>
             </w:r>
           </w:p>
         </w:tc>
@@ -13914,7 +13914,7 @@
                 <w:szCs w:val="12"/>
                 <w:color w:val="000000"/>
               </w:rPr>
-              <w:t xml:space="preserve">0.098</w:t>
+              <w:t xml:space="preserve">0.070</w:t>
             </w:r>
           </w:p>
         </w:tc>
@@ -13969,7 +13969,7 @@
                 <w:szCs w:val="12"/>
                 <w:color w:val="000000"/>
               </w:rPr>
-              <w:t xml:space="preserve">0.63 (0.42–0.94)</w:t>
+              <w:t xml:space="preserve">0.60 (0.40–0.92)</w:t>
             </w:r>
           </w:p>
         </w:tc>
@@ -14024,832 +14024,832 @@
                 <w:szCs w:val="12"/>
                 <w:color w:val="000000"/>
               </w:rPr>
+              <w:t xml:space="preserve">0.019</w:t>
+            </w:r>
+          </w:p>
+        </w:tc>
+        <w:tc>
+          <w:tcPr>
+            <w:tcBorders>
+              <w:bottom w:val="single" w:sz="12" w:space="0" w:color="666666"/>
+              <w:top w:val="none" w:sz="0" w:space="0" w:color="000000"/>
+              <w:left w:val="none" w:sz="0" w:space="0" w:color="000000"/>
+              <w:right w:val="none" w:sz="0" w:space="0" w:color="000000"/>
+            </w:tcBorders>
+            <w:shd w:val="clear" w:color="auto" w:fill="FFFFFF"/>
+            <w:tcMar>
+              <w:top w:w="0" w:type="dxa"/>
+              <w:bottom w:w="0" w:type="dxa"/>
+              <w:left w:w="0" w:type="dxa"/>
+              <w:right w:w="0" w:type="dxa"/>
+            </w:tcMar>
+            <w:vAlign w:val="center"/>
+          </w:tcPr>
+          <w:p>
+            <w:pPr>
+              <w:pStyle w:val="Normal"/>
+              <w:jc w:val="left"/>
+              <w:pBdr>
+                <w:bottom w:val="none" w:sz="0" w:space="0" w:color="000000"/>
+                <w:top w:val="none" w:sz="0" w:space="0" w:color="000000"/>
+                <w:left w:val="none" w:sz="0" w:space="0" w:color="000000"/>
+                <w:right w:val="none" w:sz="0" w:space="0" w:color="000000"/>
+              </w:pBdr>
+              <w:spacing w:after="100" w:before="100" w:line="240"/>
+              <w:ind w:left="100" w:right="100" w:firstLine="0" w:firstLineChars="0"/>
+              <w:rPr>
+                <w:rFonts w:ascii="Times New Roman" w:hAnsi="Times New Roman" w:eastAsia="Times New Roman" w:cs="Times New Roman"/>
+                <w:i w:val="false"/>
+                <w:b w:val="false"/>
+                <w:u w:val="none"/>
+                <w:strike w:val="false"/>
+                <w:sz w:val="12"/>
+                <w:szCs w:val="12"/>
+                <w:color w:val="000000"/>
+              </w:rPr>
+            </w:pPr>
+            <w:r>
+              <w:rPr>
+                <w:rFonts w:ascii="Times New Roman" w:hAnsi="Times New Roman" w:eastAsia="Times New Roman" w:cs="Times New Roman"/>
+                <w:i w:val="false"/>
+                <w:b w:val="false"/>
+                <w:u w:val="none"/>
+                <w:strike w:val="false"/>
+                <w:sz w:val="12"/>
+                <w:szCs w:val="12"/>
+                <w:color w:val="000000"/>
+              </w:rPr>
+              <w:t xml:space="preserve">0.075</w:t>
+            </w:r>
+          </w:p>
+        </w:tc>
+        <w:tc>
+          <w:tcPr>
+            <w:tcBorders>
+              <w:bottom w:val="single" w:sz="12" w:space="0" w:color="666666"/>
+              <w:top w:val="none" w:sz="0" w:space="0" w:color="000000"/>
+              <w:left w:val="none" w:sz="0" w:space="0" w:color="000000"/>
+              <w:right w:val="none" w:sz="0" w:space="0" w:color="000000"/>
+            </w:tcBorders>
+            <w:shd w:val="clear" w:color="auto" w:fill="FFFFFF"/>
+            <w:tcMar>
+              <w:top w:w="0" w:type="dxa"/>
+              <w:bottom w:w="0" w:type="dxa"/>
+              <w:left w:w="0" w:type="dxa"/>
+              <w:right w:w="0" w:type="dxa"/>
+            </w:tcMar>
+            <w:vAlign w:val="center"/>
+          </w:tcPr>
+          <w:p>
+            <w:pPr>
+              <w:pStyle w:val="Normal"/>
+              <w:jc w:val="left"/>
+              <w:pBdr>
+                <w:bottom w:val="none" w:sz="0" w:space="0" w:color="000000"/>
+                <w:top w:val="none" w:sz="0" w:space="0" w:color="000000"/>
+                <w:left w:val="none" w:sz="0" w:space="0" w:color="000000"/>
+                <w:right w:val="none" w:sz="0" w:space="0" w:color="000000"/>
+              </w:pBdr>
+              <w:spacing w:after="100" w:before="100" w:line="240"/>
+              <w:ind w:left="100" w:right="100" w:firstLine="0" w:firstLineChars="0"/>
+              <w:rPr>
+                <w:rFonts w:ascii="Times New Roman" w:hAnsi="Times New Roman" w:eastAsia="Times New Roman" w:cs="Times New Roman"/>
+                <w:i w:val="false"/>
+                <w:b w:val="false"/>
+                <w:u w:val="none"/>
+                <w:strike w:val="false"/>
+                <w:sz w:val="12"/>
+                <w:szCs w:val="12"/>
+                <w:color w:val="000000"/>
+              </w:rPr>
+            </w:pPr>
+            <w:r>
+              <w:rPr>
+                <w:rFonts w:ascii="Times New Roman" w:hAnsi="Times New Roman" w:eastAsia="Times New Roman" w:cs="Times New Roman"/>
+                <w:i w:val="false"/>
+                <w:b w:val="false"/>
+                <w:u w:val="none"/>
+                <w:strike w:val="false"/>
+                <w:sz w:val="12"/>
+                <w:szCs w:val="12"/>
+                <w:color w:val="000000"/>
+              </w:rPr>
+              <w:t xml:space="preserve">0.55 (0.35–0.85)</w:t>
+            </w:r>
+          </w:p>
+        </w:tc>
+        <w:tc>
+          <w:tcPr>
+            <w:tcBorders>
+              <w:bottom w:val="single" w:sz="12" w:space="0" w:color="666666"/>
+              <w:top w:val="none" w:sz="0" w:space="0" w:color="000000"/>
+              <w:left w:val="none" w:sz="0" w:space="0" w:color="000000"/>
+              <w:right w:val="none" w:sz="0" w:space="0" w:color="000000"/>
+            </w:tcBorders>
+            <w:shd w:val="clear" w:color="auto" w:fill="FFFFFF"/>
+            <w:tcMar>
+              <w:top w:w="0" w:type="dxa"/>
+              <w:bottom w:w="0" w:type="dxa"/>
+              <w:left w:w="0" w:type="dxa"/>
+              <w:right w:w="0" w:type="dxa"/>
+            </w:tcMar>
+            <w:vAlign w:val="center"/>
+          </w:tcPr>
+          <w:p>
+            <w:pPr>
+              <w:pStyle w:val="Normal"/>
+              <w:jc w:val="left"/>
+              <w:pBdr>
+                <w:bottom w:val="none" w:sz="0" w:space="0" w:color="000000"/>
+                <w:top w:val="none" w:sz="0" w:space="0" w:color="000000"/>
+                <w:left w:val="none" w:sz="0" w:space="0" w:color="000000"/>
+                <w:right w:val="none" w:sz="0" w:space="0" w:color="000000"/>
+              </w:pBdr>
+              <w:spacing w:after="100" w:before="100" w:line="240"/>
+              <w:ind w:left="100" w:right="100" w:firstLine="0" w:firstLineChars="0"/>
+              <w:rPr>
+                <w:rFonts w:ascii="Times New Roman" w:hAnsi="Times New Roman" w:eastAsia="Times New Roman" w:cs="Times New Roman"/>
+                <w:i w:val="false"/>
+                <w:b w:val="false"/>
+                <w:u w:val="none"/>
+                <w:strike w:val="false"/>
+                <w:sz w:val="12"/>
+                <w:szCs w:val="12"/>
+                <w:color w:val="000000"/>
+              </w:rPr>
+            </w:pPr>
+            <w:r>
+              <w:rPr>
+                <w:rFonts w:ascii="Times New Roman" w:hAnsi="Times New Roman" w:eastAsia="Times New Roman" w:cs="Times New Roman"/>
+                <w:i w:val="false"/>
+                <w:b w:val="false"/>
+                <w:u w:val="none"/>
+                <w:strike w:val="false"/>
+                <w:sz w:val="12"/>
+                <w:szCs w:val="12"/>
+                <w:color w:val="000000"/>
+              </w:rPr>
+              <w:t xml:space="preserve">0.007</w:t>
+            </w:r>
+          </w:p>
+        </w:tc>
+        <w:tc>
+          <w:tcPr>
+            <w:tcBorders>
+              <w:bottom w:val="single" w:sz="12" w:space="0" w:color="666666"/>
+              <w:top w:val="none" w:sz="0" w:space="0" w:color="000000"/>
+              <w:left w:val="none" w:sz="0" w:space="0" w:color="000000"/>
+              <w:right w:val="none" w:sz="0" w:space="0" w:color="000000"/>
+            </w:tcBorders>
+            <w:shd w:val="clear" w:color="auto" w:fill="FFFFFF"/>
+            <w:tcMar>
+              <w:top w:w="0" w:type="dxa"/>
+              <w:bottom w:w="0" w:type="dxa"/>
+              <w:left w:w="0" w:type="dxa"/>
+              <w:right w:w="0" w:type="dxa"/>
+            </w:tcMar>
+            <w:vAlign w:val="center"/>
+          </w:tcPr>
+          <w:p>
+            <w:pPr>
+              <w:pStyle w:val="Normal"/>
+              <w:jc w:val="left"/>
+              <w:pBdr>
+                <w:bottom w:val="none" w:sz="0" w:space="0" w:color="000000"/>
+                <w:top w:val="none" w:sz="0" w:space="0" w:color="000000"/>
+                <w:left w:val="none" w:sz="0" w:space="0" w:color="000000"/>
+                <w:right w:val="none" w:sz="0" w:space="0" w:color="000000"/>
+              </w:pBdr>
+              <w:spacing w:after="100" w:before="100" w:line="240"/>
+              <w:ind w:left="100" w:right="100" w:firstLine="0" w:firstLineChars="0"/>
+              <w:rPr>
+                <w:rFonts w:ascii="Times New Roman" w:hAnsi="Times New Roman" w:eastAsia="Times New Roman" w:cs="Times New Roman"/>
+                <w:i w:val="false"/>
+                <w:b w:val="false"/>
+                <w:u w:val="none"/>
+                <w:strike w:val="false"/>
+                <w:sz w:val="12"/>
+                <w:szCs w:val="12"/>
+                <w:color w:val="000000"/>
+              </w:rPr>
+            </w:pPr>
+            <w:r>
+              <w:rPr>
+                <w:rFonts w:ascii="Times New Roman" w:hAnsi="Times New Roman" w:eastAsia="Times New Roman" w:cs="Times New Roman"/>
+                <w:i w:val="false"/>
+                <w:b w:val="false"/>
+                <w:u w:val="none"/>
+                <w:strike w:val="false"/>
+                <w:sz w:val="12"/>
+                <w:szCs w:val="12"/>
+                <w:color w:val="000000"/>
+              </w:rPr>
+              <w:t xml:space="preserve">0.056</w:t>
+            </w:r>
+          </w:p>
+        </w:tc>
+        <w:tc>
+          <w:tcPr>
+            <w:tcBorders>
+              <w:bottom w:val="single" w:sz="12" w:space="0" w:color="666666"/>
+              <w:top w:val="none" w:sz="0" w:space="0" w:color="000000"/>
+              <w:left w:val="none" w:sz="0" w:space="0" w:color="000000"/>
+              <w:right w:val="none" w:sz="0" w:space="0" w:color="000000"/>
+            </w:tcBorders>
+            <w:shd w:val="clear" w:color="auto" w:fill="FFFFFF"/>
+            <w:tcMar>
+              <w:top w:w="0" w:type="dxa"/>
+              <w:bottom w:w="0" w:type="dxa"/>
+              <w:left w:w="0" w:type="dxa"/>
+              <w:right w:w="0" w:type="dxa"/>
+            </w:tcMar>
+            <w:vAlign w:val="center"/>
+          </w:tcPr>
+          <w:p>
+            <w:pPr>
+              <w:pStyle w:val="Normal"/>
+              <w:jc w:val="left"/>
+              <w:pBdr>
+                <w:bottom w:val="none" w:sz="0" w:space="0" w:color="000000"/>
+                <w:top w:val="none" w:sz="0" w:space="0" w:color="000000"/>
+                <w:left w:val="none" w:sz="0" w:space="0" w:color="000000"/>
+                <w:right w:val="none" w:sz="0" w:space="0" w:color="000000"/>
+              </w:pBdr>
+              <w:spacing w:after="100" w:before="100" w:line="240"/>
+              <w:ind w:left="100" w:right="100" w:firstLine="0" w:firstLineChars="0"/>
+              <w:rPr>
+                <w:rFonts w:ascii="Times New Roman" w:hAnsi="Times New Roman" w:eastAsia="Times New Roman" w:cs="Times New Roman"/>
+                <w:i w:val="false"/>
+                <w:b w:val="false"/>
+                <w:u w:val="none"/>
+                <w:strike w:val="false"/>
+                <w:sz w:val="12"/>
+                <w:szCs w:val="12"/>
+                <w:color w:val="000000"/>
+              </w:rPr>
+            </w:pPr>
+            <w:r>
+              <w:rPr>
+                <w:rFonts w:ascii="Times New Roman" w:hAnsi="Times New Roman" w:eastAsia="Times New Roman" w:cs="Times New Roman"/>
+                <w:i w:val="false"/>
+                <w:b w:val="false"/>
+                <w:u w:val="none"/>
+                <w:strike w:val="false"/>
+                <w:sz w:val="12"/>
+                <w:szCs w:val="12"/>
+                <w:color w:val="000000"/>
+              </w:rPr>
+              <w:t xml:space="preserve">15.3</w:t>
+            </w:r>
+          </w:p>
+        </w:tc>
+        <w:tc>
+          <w:tcPr>
+            <w:tcBorders>
+              <w:bottom w:val="single" w:sz="12" w:space="0" w:color="666666"/>
+              <w:top w:val="none" w:sz="0" w:space="0" w:color="000000"/>
+              <w:left w:val="none" w:sz="0" w:space="0" w:color="000000"/>
+              <w:right w:val="none" w:sz="0" w:space="0" w:color="000000"/>
+            </w:tcBorders>
+            <w:shd w:val="clear" w:color="auto" w:fill="FFFFFF"/>
+            <w:tcMar>
+              <w:top w:w="0" w:type="dxa"/>
+              <w:bottom w:w="0" w:type="dxa"/>
+              <w:left w:w="0" w:type="dxa"/>
+              <w:right w:w="0" w:type="dxa"/>
+            </w:tcMar>
+            <w:vAlign w:val="center"/>
+          </w:tcPr>
+          <w:p>
+            <w:pPr>
+              <w:pStyle w:val="Normal"/>
+              <w:jc w:val="left"/>
+              <w:pBdr>
+                <w:bottom w:val="none" w:sz="0" w:space="0" w:color="000000"/>
+                <w:top w:val="none" w:sz="0" w:space="0" w:color="000000"/>
+                <w:left w:val="none" w:sz="0" w:space="0" w:color="000000"/>
+                <w:right w:val="none" w:sz="0" w:space="0" w:color="000000"/>
+              </w:pBdr>
+              <w:spacing w:after="100" w:before="100" w:line="240"/>
+              <w:ind w:left="100" w:right="100" w:firstLine="0" w:firstLineChars="0"/>
+              <w:rPr>
+                <w:rFonts w:ascii="Times New Roman" w:hAnsi="Times New Roman" w:eastAsia="Times New Roman" w:cs="Times New Roman"/>
+                <w:i w:val="false"/>
+                <w:b w:val="false"/>
+                <w:u w:val="none"/>
+                <w:strike w:val="false"/>
+                <w:sz w:val="12"/>
+                <w:szCs w:val="12"/>
+                <w:color w:val="000000"/>
+              </w:rPr>
+            </w:pPr>
+            <w:r>
+              <w:rPr>
+                <w:rFonts w:ascii="Times New Roman" w:hAnsi="Times New Roman" w:eastAsia="Times New Roman" w:cs="Times New Roman"/>
+                <w:i w:val="false"/>
+                <w:b w:val="false"/>
+                <w:u w:val="none"/>
+                <w:strike w:val="false"/>
+                <w:sz w:val="12"/>
+                <w:szCs w:val="12"/>
+                <w:color w:val="000000"/>
+              </w:rPr>
+              <w:t xml:space="preserve">I–IV</w:t>
+            </w:r>
+          </w:p>
+        </w:tc>
+        <w:tc>
+          <w:tcPr>
+            <w:tcBorders>
+              <w:bottom w:val="single" w:sz="12" w:space="0" w:color="666666"/>
+              <w:top w:val="none" w:sz="0" w:space="0" w:color="000000"/>
+              <w:left w:val="none" w:sz="0" w:space="0" w:color="000000"/>
+              <w:right w:val="none" w:sz="0" w:space="0" w:color="000000"/>
+            </w:tcBorders>
+            <w:shd w:val="clear" w:color="auto" w:fill="FFFFFF"/>
+            <w:tcMar>
+              <w:top w:w="0" w:type="dxa"/>
+              <w:bottom w:w="0" w:type="dxa"/>
+              <w:left w:w="0" w:type="dxa"/>
+              <w:right w:w="0" w:type="dxa"/>
+            </w:tcMar>
+            <w:vAlign w:val="center"/>
+          </w:tcPr>
+          <w:p>
+            <w:pPr>
+              <w:pStyle w:val="Normal"/>
+              <w:jc w:val="left"/>
+              <w:pBdr>
+                <w:bottom w:val="none" w:sz="0" w:space="0" w:color="000000"/>
+                <w:top w:val="none" w:sz="0" w:space="0" w:color="000000"/>
+                <w:left w:val="none" w:sz="0" w:space="0" w:color="000000"/>
+                <w:right w:val="none" w:sz="0" w:space="0" w:color="000000"/>
+              </w:pBdr>
+              <w:spacing w:after="100" w:before="100" w:line="240"/>
+              <w:ind w:left="100" w:right="100" w:firstLine="0" w:firstLineChars="0"/>
+              <w:rPr>
+                <w:rFonts w:ascii="Times New Roman" w:hAnsi="Times New Roman" w:eastAsia="Times New Roman" w:cs="Times New Roman"/>
+                <w:i w:val="false"/>
+                <w:b w:val="false"/>
+                <w:u w:val="none"/>
+                <w:strike w:val="false"/>
+                <w:sz w:val="12"/>
+                <w:szCs w:val="12"/>
+                <w:color w:val="000000"/>
+              </w:rPr>
+            </w:pPr>
+            <w:r>
+              <w:rPr>
+                <w:rFonts w:ascii="Times New Roman" w:hAnsi="Times New Roman" w:eastAsia="Times New Roman" w:cs="Times New Roman"/>
+                <w:i w:val="false"/>
+                <w:b w:val="false"/>
+                <w:u w:val="none"/>
+                <w:strike w:val="false"/>
+                <w:sz w:val="12"/>
+                <w:szCs w:val="12"/>
+                <w:color w:val="000000"/>
+              </w:rPr>
+              <w:t xml:space="preserve">0.50 (0.31–0.81)</w:t>
+            </w:r>
+          </w:p>
+        </w:tc>
+        <w:tc>
+          <w:tcPr>
+            <w:tcBorders>
+              <w:bottom w:val="single" w:sz="12" w:space="0" w:color="666666"/>
+              <w:top w:val="none" w:sz="0" w:space="0" w:color="000000"/>
+              <w:left w:val="none" w:sz="0" w:space="0" w:color="000000"/>
+              <w:right w:val="none" w:sz="0" w:space="0" w:color="000000"/>
+            </w:tcBorders>
+            <w:shd w:val="clear" w:color="auto" w:fill="FFFFFF"/>
+            <w:tcMar>
+              <w:top w:w="0" w:type="dxa"/>
+              <w:bottom w:w="0" w:type="dxa"/>
+              <w:left w:w="0" w:type="dxa"/>
+              <w:right w:w="0" w:type="dxa"/>
+            </w:tcMar>
+            <w:vAlign w:val="center"/>
+          </w:tcPr>
+          <w:p>
+            <w:pPr>
+              <w:pStyle w:val="Normal"/>
+              <w:jc w:val="left"/>
+              <w:pBdr>
+                <w:bottom w:val="none" w:sz="0" w:space="0" w:color="000000"/>
+                <w:top w:val="none" w:sz="0" w:space="0" w:color="000000"/>
+                <w:left w:val="none" w:sz="0" w:space="0" w:color="000000"/>
+                <w:right w:val="none" w:sz="0" w:space="0" w:color="000000"/>
+              </w:pBdr>
+              <w:spacing w:after="100" w:before="100" w:line="240"/>
+              <w:ind w:left="100" w:right="100" w:firstLine="0" w:firstLineChars="0"/>
+              <w:rPr>
+                <w:rFonts w:ascii="Times New Roman" w:hAnsi="Times New Roman" w:eastAsia="Times New Roman" w:cs="Times New Roman"/>
+                <w:i w:val="false"/>
+                <w:b w:val="false"/>
+                <w:u w:val="none"/>
+                <w:strike w:val="false"/>
+                <w:sz w:val="12"/>
+                <w:szCs w:val="12"/>
+                <w:color w:val="000000"/>
+              </w:rPr>
+            </w:pPr>
+            <w:r>
+              <w:rPr>
+                <w:rFonts w:ascii="Times New Roman" w:hAnsi="Times New Roman" w:eastAsia="Times New Roman" w:cs="Times New Roman"/>
+                <w:i w:val="false"/>
+                <w:b w:val="false"/>
+                <w:u w:val="none"/>
+                <w:strike w:val="false"/>
+                <w:sz w:val="12"/>
+                <w:szCs w:val="12"/>
+                <w:color w:val="000000"/>
+              </w:rPr>
+              <w:t xml:space="preserve">0.005</w:t>
+            </w:r>
+          </w:p>
+        </w:tc>
+        <w:tc>
+          <w:tcPr>
+            <w:tcBorders>
+              <w:bottom w:val="single" w:sz="12" w:space="0" w:color="666666"/>
+              <w:top w:val="none" w:sz="0" w:space="0" w:color="000000"/>
+              <w:left w:val="none" w:sz="0" w:space="0" w:color="000000"/>
+              <w:right w:val="none" w:sz="0" w:space="0" w:color="000000"/>
+            </w:tcBorders>
+            <w:shd w:val="clear" w:color="auto" w:fill="FFFFFF"/>
+            <w:tcMar>
+              <w:top w:w="0" w:type="dxa"/>
+              <w:bottom w:w="0" w:type="dxa"/>
+              <w:left w:w="0" w:type="dxa"/>
+              <w:right w:w="0" w:type="dxa"/>
+            </w:tcMar>
+            <w:vAlign w:val="center"/>
+          </w:tcPr>
+          <w:p>
+            <w:pPr>
+              <w:pStyle w:val="Normal"/>
+              <w:jc w:val="left"/>
+              <w:pBdr>
+                <w:bottom w:val="none" w:sz="0" w:space="0" w:color="000000"/>
+                <w:top w:val="none" w:sz="0" w:space="0" w:color="000000"/>
+                <w:left w:val="none" w:sz="0" w:space="0" w:color="000000"/>
+                <w:right w:val="none" w:sz="0" w:space="0" w:color="000000"/>
+              </w:pBdr>
+              <w:spacing w:after="100" w:before="100" w:line="240"/>
+              <w:ind w:left="100" w:right="100" w:firstLine="0" w:firstLineChars="0"/>
+              <w:rPr>
+                <w:rFonts w:ascii="Times New Roman" w:hAnsi="Times New Roman" w:eastAsia="Times New Roman" w:cs="Times New Roman"/>
+                <w:i w:val="false"/>
+                <w:b w:val="false"/>
+                <w:u w:val="none"/>
+                <w:strike w:val="false"/>
+                <w:sz w:val="12"/>
+                <w:szCs w:val="12"/>
+                <w:color w:val="000000"/>
+              </w:rPr>
+            </w:pPr>
+            <w:r>
+              <w:rPr>
+                <w:rFonts w:ascii="Times New Roman" w:hAnsi="Times New Roman" w:eastAsia="Times New Roman" w:cs="Times New Roman"/>
+                <w:i w:val="false"/>
+                <w:b w:val="false"/>
+                <w:u w:val="none"/>
+                <w:strike w:val="false"/>
+                <w:sz w:val="12"/>
+                <w:szCs w:val="12"/>
+                <w:color w:val="000000"/>
+              </w:rPr>
+              <w:t xml:space="preserve">0.116</w:t>
+            </w:r>
+          </w:p>
+        </w:tc>
+        <w:tc>
+          <w:tcPr>
+            <w:tcBorders>
+              <w:bottom w:val="single" w:sz="12" w:space="0" w:color="666666"/>
+              <w:top w:val="none" w:sz="0" w:space="0" w:color="000000"/>
+              <w:left w:val="none" w:sz="0" w:space="0" w:color="000000"/>
+              <w:right w:val="none" w:sz="0" w:space="0" w:color="000000"/>
+            </w:tcBorders>
+            <w:shd w:val="clear" w:color="auto" w:fill="FFFFFF"/>
+            <w:tcMar>
+              <w:top w:w="0" w:type="dxa"/>
+              <w:bottom w:w="0" w:type="dxa"/>
+              <w:left w:w="0" w:type="dxa"/>
+              <w:right w:w="0" w:type="dxa"/>
+            </w:tcMar>
+            <w:vAlign w:val="center"/>
+          </w:tcPr>
+          <w:p>
+            <w:pPr>
+              <w:pStyle w:val="Normal"/>
+              <w:jc w:val="left"/>
+              <w:pBdr>
+                <w:bottom w:val="none" w:sz="0" w:space="0" w:color="000000"/>
+                <w:top w:val="none" w:sz="0" w:space="0" w:color="000000"/>
+                <w:left w:val="none" w:sz="0" w:space="0" w:color="000000"/>
+                <w:right w:val="none" w:sz="0" w:space="0" w:color="000000"/>
+              </w:pBdr>
+              <w:spacing w:after="100" w:before="100" w:line="240"/>
+              <w:ind w:left="100" w:right="100" w:firstLine="0" w:firstLineChars="0"/>
+              <w:rPr>
+                <w:rFonts w:ascii="Times New Roman" w:hAnsi="Times New Roman" w:eastAsia="Times New Roman" w:cs="Times New Roman"/>
+                <w:i w:val="false"/>
+                <w:b w:val="false"/>
+                <w:u w:val="none"/>
+                <w:strike w:val="false"/>
+                <w:sz w:val="12"/>
+                <w:szCs w:val="12"/>
+                <w:color w:val="000000"/>
+              </w:rPr>
+            </w:pPr>
+            <w:r>
+              <w:rPr>
+                <w:rFonts w:ascii="Times New Roman" w:hAnsi="Times New Roman" w:eastAsia="Times New Roman" w:cs="Times New Roman"/>
+                <w:i w:val="false"/>
+                <w:b w:val="false"/>
+                <w:u w:val="none"/>
+                <w:strike w:val="false"/>
+                <w:sz w:val="12"/>
+                <w:szCs w:val="12"/>
+                <w:color w:val="000000"/>
+              </w:rPr>
+              <w:t xml:space="preserve"/>
+            </w:r>
+          </w:p>
+        </w:tc>
+        <w:tc>
+          <w:tcPr>
+            <w:tcBorders>
+              <w:bottom w:val="single" w:sz="12" w:space="0" w:color="666666"/>
+              <w:top w:val="none" w:sz="0" w:space="0" w:color="000000"/>
+              <w:left w:val="none" w:sz="0" w:space="0" w:color="000000"/>
+              <w:right w:val="none" w:sz="0" w:space="0" w:color="000000"/>
+            </w:tcBorders>
+            <w:shd w:val="clear" w:color="auto" w:fill="FFFFFF"/>
+            <w:tcMar>
+              <w:top w:w="0" w:type="dxa"/>
+              <w:bottom w:w="0" w:type="dxa"/>
+              <w:left w:w="0" w:type="dxa"/>
+              <w:right w:w="0" w:type="dxa"/>
+            </w:tcMar>
+            <w:vAlign w:val="center"/>
+          </w:tcPr>
+          <w:p>
+            <w:pPr>
+              <w:pStyle w:val="Normal"/>
+              <w:jc w:val="left"/>
+              <w:pBdr>
+                <w:bottom w:val="none" w:sz="0" w:space="0" w:color="000000"/>
+                <w:top w:val="none" w:sz="0" w:space="0" w:color="000000"/>
+                <w:left w:val="none" w:sz="0" w:space="0" w:color="000000"/>
+                <w:right w:val="none" w:sz="0" w:space="0" w:color="000000"/>
+              </w:pBdr>
+              <w:spacing w:after="100" w:before="100" w:line="240"/>
+              <w:ind w:left="100" w:right="100" w:firstLine="0" w:firstLineChars="0"/>
+              <w:rPr>
+                <w:rFonts w:ascii="Times New Roman" w:hAnsi="Times New Roman" w:eastAsia="Times New Roman" w:cs="Times New Roman"/>
+                <w:i w:val="false"/>
+                <w:b w:val="false"/>
+                <w:u w:val="none"/>
+                <w:strike w:val="false"/>
+                <w:sz w:val="12"/>
+                <w:szCs w:val="12"/>
+                <w:color w:val="000000"/>
+              </w:rPr>
+            </w:pPr>
+            <w:r>
+              <w:rPr>
+                <w:rFonts w:ascii="Times New Roman" w:hAnsi="Times New Roman" w:eastAsia="Times New Roman" w:cs="Times New Roman"/>
+                <w:i w:val="false"/>
+                <w:b w:val="false"/>
+                <w:u w:val="none"/>
+                <w:strike w:val="false"/>
+                <w:sz w:val="12"/>
+                <w:szCs w:val="12"/>
+                <w:color w:val="000000"/>
+              </w:rPr>
+              <w:t xml:space="preserve"/>
+            </w:r>
+          </w:p>
+        </w:tc>
+        <w:tc>
+          <w:tcPr>
+            <w:tcBorders>
+              <w:bottom w:val="single" w:sz="12" w:space="0" w:color="666666"/>
+              <w:top w:val="none" w:sz="0" w:space="0" w:color="000000"/>
+              <w:left w:val="none" w:sz="0" w:space="0" w:color="000000"/>
+              <w:right w:val="none" w:sz="0" w:space="0" w:color="000000"/>
+            </w:tcBorders>
+            <w:shd w:val="clear" w:color="auto" w:fill="FFFFFF"/>
+            <w:tcMar>
+              <w:top w:w="0" w:type="dxa"/>
+              <w:bottom w:w="0" w:type="dxa"/>
+              <w:left w:w="0" w:type="dxa"/>
+              <w:right w:w="0" w:type="dxa"/>
+            </w:tcMar>
+            <w:vAlign w:val="center"/>
+          </w:tcPr>
+          <w:p>
+            <w:pPr>
+              <w:pStyle w:val="Normal"/>
+              <w:jc w:val="left"/>
+              <w:pBdr>
+                <w:bottom w:val="none" w:sz="0" w:space="0" w:color="000000"/>
+                <w:top w:val="none" w:sz="0" w:space="0" w:color="000000"/>
+                <w:left w:val="none" w:sz="0" w:space="0" w:color="000000"/>
+                <w:right w:val="none" w:sz="0" w:space="0" w:color="000000"/>
+              </w:pBdr>
+              <w:spacing w:after="100" w:before="100" w:line="240"/>
+              <w:ind w:left="100" w:right="100" w:firstLine="0" w:firstLineChars="0"/>
+              <w:rPr>
+                <w:rFonts w:ascii="Times New Roman" w:hAnsi="Times New Roman" w:eastAsia="Times New Roman" w:cs="Times New Roman"/>
+                <w:i w:val="false"/>
+                <w:b w:val="false"/>
+                <w:u w:val="none"/>
+                <w:strike w:val="false"/>
+                <w:sz w:val="12"/>
+                <w:szCs w:val="12"/>
+                <w:color w:val="000000"/>
+              </w:rPr>
+            </w:pPr>
+            <w:r>
+              <w:rPr>
+                <w:rFonts w:ascii="Times New Roman" w:hAnsi="Times New Roman" w:eastAsia="Times New Roman" w:cs="Times New Roman"/>
+                <w:i w:val="false"/>
+                <w:b w:val="false"/>
+                <w:u w:val="none"/>
+                <w:strike w:val="false"/>
+                <w:sz w:val="12"/>
+                <w:szCs w:val="12"/>
+                <w:color w:val="000000"/>
+              </w:rPr>
+              <w:t xml:space="preserve"/>
+            </w:r>
+          </w:p>
+        </w:tc>
+        <w:tc>
+          <w:tcPr>
+            <w:tcBorders>
+              <w:bottom w:val="single" w:sz="12" w:space="0" w:color="666666"/>
+              <w:top w:val="none" w:sz="0" w:space="0" w:color="000000"/>
+              <w:left w:val="none" w:sz="0" w:space="0" w:color="000000"/>
+              <w:right w:val="none" w:sz="0" w:space="0" w:color="000000"/>
+            </w:tcBorders>
+            <w:shd w:val="clear" w:color="auto" w:fill="FFFFFF"/>
+            <w:tcMar>
+              <w:top w:w="0" w:type="dxa"/>
+              <w:bottom w:w="0" w:type="dxa"/>
+              <w:left w:w="0" w:type="dxa"/>
+              <w:right w:w="0" w:type="dxa"/>
+            </w:tcMar>
+            <w:vAlign w:val="center"/>
+          </w:tcPr>
+          <w:p>
+            <w:pPr>
+              <w:pStyle w:val="Normal"/>
+              <w:jc w:val="left"/>
+              <w:pBdr>
+                <w:bottom w:val="none" w:sz="0" w:space="0" w:color="000000"/>
+                <w:top w:val="none" w:sz="0" w:space="0" w:color="000000"/>
+                <w:left w:val="none" w:sz="0" w:space="0" w:color="000000"/>
+                <w:right w:val="none" w:sz="0" w:space="0" w:color="000000"/>
+              </w:pBdr>
+              <w:spacing w:after="100" w:before="100" w:line="240"/>
+              <w:ind w:left="100" w:right="100" w:firstLine="0" w:firstLineChars="0"/>
+              <w:rPr>
+                <w:rFonts w:ascii="Times New Roman" w:hAnsi="Times New Roman" w:eastAsia="Times New Roman" w:cs="Times New Roman"/>
+                <w:i w:val="false"/>
+                <w:b w:val="false"/>
+                <w:u w:val="none"/>
+                <w:strike w:val="false"/>
+                <w:sz w:val="12"/>
+                <w:szCs w:val="12"/>
+                <w:color w:val="000000"/>
+              </w:rPr>
+            </w:pPr>
+            <w:r>
+              <w:rPr>
+                <w:rFonts w:ascii="Times New Roman" w:hAnsi="Times New Roman" w:eastAsia="Times New Roman" w:cs="Times New Roman"/>
+                <w:i w:val="false"/>
+                <w:b w:val="false"/>
+                <w:u w:val="none"/>
+                <w:strike w:val="false"/>
+                <w:sz w:val="12"/>
+                <w:szCs w:val="12"/>
+                <w:color w:val="000000"/>
+              </w:rPr>
+              <w:t xml:space="preserve"/>
+            </w:r>
+          </w:p>
+        </w:tc>
+        <w:tc>
+          <w:tcPr>
+            <w:tcBorders>
+              <w:bottom w:val="single" w:sz="12" w:space="0" w:color="666666"/>
+              <w:top w:val="none" w:sz="0" w:space="0" w:color="000000"/>
+              <w:left w:val="none" w:sz="0" w:space="0" w:color="000000"/>
+              <w:right w:val="none" w:sz="0" w:space="0" w:color="000000"/>
+            </w:tcBorders>
+            <w:shd w:val="clear" w:color="auto" w:fill="FFFFFF"/>
+            <w:tcMar>
+              <w:top w:w="0" w:type="dxa"/>
+              <w:bottom w:w="0" w:type="dxa"/>
+              <w:left w:w="0" w:type="dxa"/>
+              <w:right w:w="0" w:type="dxa"/>
+            </w:tcMar>
+            <w:vAlign w:val="center"/>
+          </w:tcPr>
+          <w:p>
+            <w:pPr>
+              <w:pStyle w:val="Normal"/>
+              <w:jc w:val="left"/>
+              <w:pBdr>
+                <w:bottom w:val="none" w:sz="0" w:space="0" w:color="000000"/>
+                <w:top w:val="none" w:sz="0" w:space="0" w:color="000000"/>
+                <w:left w:val="none" w:sz="0" w:space="0" w:color="000000"/>
+                <w:right w:val="none" w:sz="0" w:space="0" w:color="000000"/>
+              </w:pBdr>
+              <w:spacing w:after="100" w:before="100" w:line="240"/>
+              <w:ind w:left="100" w:right="100" w:firstLine="0" w:firstLineChars="0"/>
+              <w:rPr>
+                <w:rFonts w:ascii="Times New Roman" w:hAnsi="Times New Roman" w:eastAsia="Times New Roman" w:cs="Times New Roman"/>
+                <w:i w:val="false"/>
+                <w:b w:val="false"/>
+                <w:u w:val="none"/>
+                <w:strike w:val="false"/>
+                <w:sz w:val="12"/>
+                <w:szCs w:val="12"/>
+                <w:color w:val="000000"/>
+              </w:rPr>
+            </w:pPr>
+            <w:r>
+              <w:rPr>
+                <w:rFonts w:ascii="Times New Roman" w:hAnsi="Times New Roman" w:eastAsia="Times New Roman" w:cs="Times New Roman"/>
+                <w:i w:val="false"/>
+                <w:b w:val="false"/>
+                <w:u w:val="none"/>
+                <w:strike w:val="false"/>
+                <w:sz w:val="12"/>
+                <w:szCs w:val="12"/>
+                <w:color w:val="000000"/>
+              </w:rPr>
+              <w:t xml:space="preserve">4.88 (0.60, 9.17)</w:t>
+            </w:r>
+          </w:p>
+        </w:tc>
+        <w:tc>
+          <w:tcPr>
+            <w:tcBorders>
+              <w:bottom w:val="single" w:sz="12" w:space="0" w:color="666666"/>
+              <w:top w:val="none" w:sz="0" w:space="0" w:color="000000"/>
+              <w:left w:val="none" w:sz="0" w:space="0" w:color="000000"/>
+              <w:right w:val="none" w:sz="0" w:space="0" w:color="000000"/>
+            </w:tcBorders>
+            <w:shd w:val="clear" w:color="auto" w:fill="FFFFFF"/>
+            <w:tcMar>
+              <w:top w:w="0" w:type="dxa"/>
+              <w:bottom w:w="0" w:type="dxa"/>
+              <w:left w:w="0" w:type="dxa"/>
+              <w:right w:w="0" w:type="dxa"/>
+            </w:tcMar>
+            <w:vAlign w:val="center"/>
+          </w:tcPr>
+          <w:p>
+            <w:pPr>
+              <w:pStyle w:val="Normal"/>
+              <w:jc w:val="left"/>
+              <w:pBdr>
+                <w:bottom w:val="none" w:sz="0" w:space="0" w:color="000000"/>
+                <w:top w:val="none" w:sz="0" w:space="0" w:color="000000"/>
+                <w:left w:val="none" w:sz="0" w:space="0" w:color="000000"/>
+                <w:right w:val="none" w:sz="0" w:space="0" w:color="000000"/>
+              </w:pBdr>
+              <w:spacing w:after="100" w:before="100" w:line="240"/>
+              <w:ind w:left="100" w:right="100" w:firstLine="0" w:firstLineChars="0"/>
+              <w:rPr>
+                <w:rFonts w:ascii="Times New Roman" w:hAnsi="Times New Roman" w:eastAsia="Times New Roman" w:cs="Times New Roman"/>
+                <w:i w:val="false"/>
+                <w:b w:val="false"/>
+                <w:u w:val="none"/>
+                <w:strike w:val="false"/>
+                <w:sz w:val="12"/>
+                <w:szCs w:val="12"/>
+                <w:color w:val="000000"/>
+              </w:rPr>
+            </w:pPr>
+            <w:r>
+              <w:rPr>
+                <w:rFonts w:ascii="Times New Roman" w:hAnsi="Times New Roman" w:eastAsia="Times New Roman" w:cs="Times New Roman"/>
+                <w:i w:val="false"/>
+                <w:b w:val="false"/>
+                <w:u w:val="none"/>
+                <w:strike w:val="false"/>
+                <w:sz w:val="12"/>
+                <w:szCs w:val="12"/>
+                <w:color w:val="000000"/>
+              </w:rPr>
               <w:t xml:space="preserve">0.026</w:t>
-            </w:r>
-          </w:p>
-        </w:tc>
-        <w:tc>
-          <w:tcPr>
-            <w:tcBorders>
-              <w:bottom w:val="single" w:sz="12" w:space="0" w:color="666666"/>
-              <w:top w:val="none" w:sz="0" w:space="0" w:color="000000"/>
-              <w:left w:val="none" w:sz="0" w:space="0" w:color="000000"/>
-              <w:right w:val="none" w:sz="0" w:space="0" w:color="000000"/>
-            </w:tcBorders>
-            <w:shd w:val="clear" w:color="auto" w:fill="FFFFFF"/>
-            <w:tcMar>
-              <w:top w:w="0" w:type="dxa"/>
-              <w:bottom w:w="0" w:type="dxa"/>
-              <w:left w:w="0" w:type="dxa"/>
-              <w:right w:w="0" w:type="dxa"/>
-            </w:tcMar>
-            <w:vAlign w:val="center"/>
-          </w:tcPr>
-          <w:p>
-            <w:pPr>
-              <w:pStyle w:val="Normal"/>
-              <w:jc w:val="left"/>
-              <w:pBdr>
-                <w:bottom w:val="none" w:sz="0" w:space="0" w:color="000000"/>
-                <w:top w:val="none" w:sz="0" w:space="0" w:color="000000"/>
-                <w:left w:val="none" w:sz="0" w:space="0" w:color="000000"/>
-                <w:right w:val="none" w:sz="0" w:space="0" w:color="000000"/>
-              </w:pBdr>
-              <w:spacing w:after="100" w:before="100" w:line="240"/>
-              <w:ind w:left="100" w:right="100" w:firstLine="0" w:firstLineChars="0"/>
-              <w:rPr>
-                <w:rFonts w:ascii="Times New Roman" w:hAnsi="Times New Roman" w:eastAsia="Times New Roman" w:cs="Times New Roman"/>
-                <w:i w:val="false"/>
-                <w:b w:val="false"/>
-                <w:u w:val="none"/>
-                <w:strike w:val="false"/>
-                <w:sz w:val="12"/>
-                <w:szCs w:val="12"/>
-                <w:color w:val="000000"/>
-              </w:rPr>
-            </w:pPr>
-            <w:r>
-              <w:rPr>
-                <w:rFonts w:ascii="Times New Roman" w:hAnsi="Times New Roman" w:eastAsia="Times New Roman" w:cs="Times New Roman"/>
-                <w:i w:val="false"/>
-                <w:b w:val="false"/>
-                <w:u w:val="none"/>
-                <w:strike w:val="false"/>
-                <w:sz w:val="12"/>
-                <w:szCs w:val="12"/>
-                <w:color w:val="000000"/>
-              </w:rPr>
-              <w:t xml:space="preserve">0.102</w:t>
-            </w:r>
-          </w:p>
-        </w:tc>
-        <w:tc>
-          <w:tcPr>
-            <w:tcBorders>
-              <w:bottom w:val="single" w:sz="12" w:space="0" w:color="666666"/>
-              <w:top w:val="none" w:sz="0" w:space="0" w:color="000000"/>
-              <w:left w:val="none" w:sz="0" w:space="0" w:color="000000"/>
-              <w:right w:val="none" w:sz="0" w:space="0" w:color="000000"/>
-            </w:tcBorders>
-            <w:shd w:val="clear" w:color="auto" w:fill="FFFFFF"/>
-            <w:tcMar>
-              <w:top w:w="0" w:type="dxa"/>
-              <w:bottom w:w="0" w:type="dxa"/>
-              <w:left w:w="0" w:type="dxa"/>
-              <w:right w:w="0" w:type="dxa"/>
-            </w:tcMar>
-            <w:vAlign w:val="center"/>
-          </w:tcPr>
-          <w:p>
-            <w:pPr>
-              <w:pStyle w:val="Normal"/>
-              <w:jc w:val="left"/>
-              <w:pBdr>
-                <w:bottom w:val="none" w:sz="0" w:space="0" w:color="000000"/>
-                <w:top w:val="none" w:sz="0" w:space="0" w:color="000000"/>
-                <w:left w:val="none" w:sz="0" w:space="0" w:color="000000"/>
-                <w:right w:val="none" w:sz="0" w:space="0" w:color="000000"/>
-              </w:pBdr>
-              <w:spacing w:after="100" w:before="100" w:line="240"/>
-              <w:ind w:left="100" w:right="100" w:firstLine="0" w:firstLineChars="0"/>
-              <w:rPr>
-                <w:rFonts w:ascii="Times New Roman" w:hAnsi="Times New Roman" w:eastAsia="Times New Roman" w:cs="Times New Roman"/>
-                <w:i w:val="false"/>
-                <w:b w:val="false"/>
-                <w:u w:val="none"/>
-                <w:strike w:val="false"/>
-                <w:sz w:val="12"/>
-                <w:szCs w:val="12"/>
-                <w:color w:val="000000"/>
-              </w:rPr>
-            </w:pPr>
-            <w:r>
-              <w:rPr>
-                <w:rFonts w:ascii="Times New Roman" w:hAnsi="Times New Roman" w:eastAsia="Times New Roman" w:cs="Times New Roman"/>
-                <w:i w:val="false"/>
-                <w:b w:val="false"/>
-                <w:u w:val="none"/>
-                <w:strike w:val="false"/>
-                <w:sz w:val="12"/>
-                <w:szCs w:val="12"/>
-                <w:color w:val="000000"/>
-              </w:rPr>
-              <w:t xml:space="preserve">0.57 (0.37–0.87)</w:t>
-            </w:r>
-          </w:p>
-        </w:tc>
-        <w:tc>
-          <w:tcPr>
-            <w:tcBorders>
-              <w:bottom w:val="single" w:sz="12" w:space="0" w:color="666666"/>
-              <w:top w:val="none" w:sz="0" w:space="0" w:color="000000"/>
-              <w:left w:val="none" w:sz="0" w:space="0" w:color="000000"/>
-              <w:right w:val="none" w:sz="0" w:space="0" w:color="000000"/>
-            </w:tcBorders>
-            <w:shd w:val="clear" w:color="auto" w:fill="FFFFFF"/>
-            <w:tcMar>
-              <w:top w:w="0" w:type="dxa"/>
-              <w:bottom w:w="0" w:type="dxa"/>
-              <w:left w:w="0" w:type="dxa"/>
-              <w:right w:w="0" w:type="dxa"/>
-            </w:tcMar>
-            <w:vAlign w:val="center"/>
-          </w:tcPr>
-          <w:p>
-            <w:pPr>
-              <w:pStyle w:val="Normal"/>
-              <w:jc w:val="left"/>
-              <w:pBdr>
-                <w:bottom w:val="none" w:sz="0" w:space="0" w:color="000000"/>
-                <w:top w:val="none" w:sz="0" w:space="0" w:color="000000"/>
-                <w:left w:val="none" w:sz="0" w:space="0" w:color="000000"/>
-                <w:right w:val="none" w:sz="0" w:space="0" w:color="000000"/>
-              </w:pBdr>
-              <w:spacing w:after="100" w:before="100" w:line="240"/>
-              <w:ind w:left="100" w:right="100" w:firstLine="0" w:firstLineChars="0"/>
-              <w:rPr>
-                <w:rFonts w:ascii="Times New Roman" w:hAnsi="Times New Roman" w:eastAsia="Times New Roman" w:cs="Times New Roman"/>
-                <w:i w:val="false"/>
-                <w:b w:val="false"/>
-                <w:u w:val="none"/>
-                <w:strike w:val="false"/>
-                <w:sz w:val="12"/>
-                <w:szCs w:val="12"/>
-                <w:color w:val="000000"/>
-              </w:rPr>
-            </w:pPr>
-            <w:r>
-              <w:rPr>
-                <w:rFonts w:ascii="Times New Roman" w:hAnsi="Times New Roman" w:eastAsia="Times New Roman" w:cs="Times New Roman"/>
-                <w:i w:val="false"/>
-                <w:b w:val="false"/>
-                <w:u w:val="none"/>
-                <w:strike w:val="false"/>
-                <w:sz w:val="12"/>
-                <w:szCs w:val="12"/>
-                <w:color w:val="000000"/>
-              </w:rPr>
-              <w:t xml:space="preserve">0.009</w:t>
-            </w:r>
-          </w:p>
-        </w:tc>
-        <w:tc>
-          <w:tcPr>
-            <w:tcBorders>
-              <w:bottom w:val="single" w:sz="12" w:space="0" w:color="666666"/>
-              <w:top w:val="none" w:sz="0" w:space="0" w:color="000000"/>
-              <w:left w:val="none" w:sz="0" w:space="0" w:color="000000"/>
-              <w:right w:val="none" w:sz="0" w:space="0" w:color="000000"/>
-            </w:tcBorders>
-            <w:shd w:val="clear" w:color="auto" w:fill="FFFFFF"/>
-            <w:tcMar>
-              <w:top w:w="0" w:type="dxa"/>
-              <w:bottom w:w="0" w:type="dxa"/>
-              <w:left w:w="0" w:type="dxa"/>
-              <w:right w:w="0" w:type="dxa"/>
-            </w:tcMar>
-            <w:vAlign w:val="center"/>
-          </w:tcPr>
-          <w:p>
-            <w:pPr>
-              <w:pStyle w:val="Normal"/>
-              <w:jc w:val="left"/>
-              <w:pBdr>
-                <w:bottom w:val="none" w:sz="0" w:space="0" w:color="000000"/>
-                <w:top w:val="none" w:sz="0" w:space="0" w:color="000000"/>
-                <w:left w:val="none" w:sz="0" w:space="0" w:color="000000"/>
-                <w:right w:val="none" w:sz="0" w:space="0" w:color="000000"/>
-              </w:pBdr>
-              <w:spacing w:after="100" w:before="100" w:line="240"/>
-              <w:ind w:left="100" w:right="100" w:firstLine="0" w:firstLineChars="0"/>
-              <w:rPr>
-                <w:rFonts w:ascii="Times New Roman" w:hAnsi="Times New Roman" w:eastAsia="Times New Roman" w:cs="Times New Roman"/>
-                <w:i w:val="false"/>
-                <w:b w:val="false"/>
-                <w:u w:val="none"/>
-                <w:strike w:val="false"/>
-                <w:sz w:val="12"/>
-                <w:szCs w:val="12"/>
-                <w:color w:val="000000"/>
-              </w:rPr>
-            </w:pPr>
-            <w:r>
-              <w:rPr>
-                <w:rFonts w:ascii="Times New Roman" w:hAnsi="Times New Roman" w:eastAsia="Times New Roman" w:cs="Times New Roman"/>
-                <w:i w:val="false"/>
-                <w:b w:val="false"/>
-                <w:u w:val="none"/>
-                <w:strike w:val="false"/>
-                <w:sz w:val="12"/>
-                <w:szCs w:val="12"/>
-                <w:color w:val="000000"/>
-              </w:rPr>
-              <w:t xml:space="preserve">0.056</w:t>
-            </w:r>
-          </w:p>
-        </w:tc>
-        <w:tc>
-          <w:tcPr>
-            <w:tcBorders>
-              <w:bottom w:val="single" w:sz="12" w:space="0" w:color="666666"/>
-              <w:top w:val="none" w:sz="0" w:space="0" w:color="000000"/>
-              <w:left w:val="none" w:sz="0" w:space="0" w:color="000000"/>
-              <w:right w:val="none" w:sz="0" w:space="0" w:color="000000"/>
-            </w:tcBorders>
-            <w:shd w:val="clear" w:color="auto" w:fill="FFFFFF"/>
-            <w:tcMar>
-              <w:top w:w="0" w:type="dxa"/>
-              <w:bottom w:w="0" w:type="dxa"/>
-              <w:left w:w="0" w:type="dxa"/>
-              <w:right w:w="0" w:type="dxa"/>
-            </w:tcMar>
-            <w:vAlign w:val="center"/>
-          </w:tcPr>
-          <w:p>
-            <w:pPr>
-              <w:pStyle w:val="Normal"/>
-              <w:jc w:val="left"/>
-              <w:pBdr>
-                <w:bottom w:val="none" w:sz="0" w:space="0" w:color="000000"/>
-                <w:top w:val="none" w:sz="0" w:space="0" w:color="000000"/>
-                <w:left w:val="none" w:sz="0" w:space="0" w:color="000000"/>
-                <w:right w:val="none" w:sz="0" w:space="0" w:color="000000"/>
-              </w:pBdr>
-              <w:spacing w:after="100" w:before="100" w:line="240"/>
-              <w:ind w:left="100" w:right="100" w:firstLine="0" w:firstLineChars="0"/>
-              <w:rPr>
-                <w:rFonts w:ascii="Times New Roman" w:hAnsi="Times New Roman" w:eastAsia="Times New Roman" w:cs="Times New Roman"/>
-                <w:i w:val="false"/>
-                <w:b w:val="false"/>
-                <w:u w:val="none"/>
-                <w:strike w:val="false"/>
-                <w:sz w:val="12"/>
-                <w:szCs w:val="12"/>
-                <w:color w:val="000000"/>
-              </w:rPr>
-            </w:pPr>
-            <w:r>
-              <w:rPr>
-                <w:rFonts w:ascii="Times New Roman" w:hAnsi="Times New Roman" w:eastAsia="Times New Roman" w:cs="Times New Roman"/>
-                <w:i w:val="false"/>
-                <w:b w:val="false"/>
-                <w:u w:val="none"/>
-                <w:strike w:val="false"/>
-                <w:sz w:val="12"/>
-                <w:szCs w:val="12"/>
-                <w:color w:val="000000"/>
-              </w:rPr>
-              <w:t xml:space="preserve">15.3</w:t>
-            </w:r>
-          </w:p>
-        </w:tc>
-        <w:tc>
-          <w:tcPr>
-            <w:tcBorders>
-              <w:bottom w:val="single" w:sz="12" w:space="0" w:color="666666"/>
-              <w:top w:val="none" w:sz="0" w:space="0" w:color="000000"/>
-              <w:left w:val="none" w:sz="0" w:space="0" w:color="000000"/>
-              <w:right w:val="none" w:sz="0" w:space="0" w:color="000000"/>
-            </w:tcBorders>
-            <w:shd w:val="clear" w:color="auto" w:fill="FFFFFF"/>
-            <w:tcMar>
-              <w:top w:w="0" w:type="dxa"/>
-              <w:bottom w:w="0" w:type="dxa"/>
-              <w:left w:w="0" w:type="dxa"/>
-              <w:right w:w="0" w:type="dxa"/>
-            </w:tcMar>
-            <w:vAlign w:val="center"/>
-          </w:tcPr>
-          <w:p>
-            <w:pPr>
-              <w:pStyle w:val="Normal"/>
-              <w:jc w:val="left"/>
-              <w:pBdr>
-                <w:bottom w:val="none" w:sz="0" w:space="0" w:color="000000"/>
-                <w:top w:val="none" w:sz="0" w:space="0" w:color="000000"/>
-                <w:left w:val="none" w:sz="0" w:space="0" w:color="000000"/>
-                <w:right w:val="none" w:sz="0" w:space="0" w:color="000000"/>
-              </w:pBdr>
-              <w:spacing w:after="100" w:before="100" w:line="240"/>
-              <w:ind w:left="100" w:right="100" w:firstLine="0" w:firstLineChars="0"/>
-              <w:rPr>
-                <w:rFonts w:ascii="Times New Roman" w:hAnsi="Times New Roman" w:eastAsia="Times New Roman" w:cs="Times New Roman"/>
-                <w:i w:val="false"/>
-                <w:b w:val="false"/>
-                <w:u w:val="none"/>
-                <w:strike w:val="false"/>
-                <w:sz w:val="12"/>
-                <w:szCs w:val="12"/>
-                <w:color w:val="000000"/>
-              </w:rPr>
-            </w:pPr>
-            <w:r>
-              <w:rPr>
-                <w:rFonts w:ascii="Times New Roman" w:hAnsi="Times New Roman" w:eastAsia="Times New Roman" w:cs="Times New Roman"/>
-                <w:i w:val="false"/>
-                <w:b w:val="false"/>
-                <w:u w:val="none"/>
-                <w:strike w:val="false"/>
-                <w:sz w:val="12"/>
-                <w:szCs w:val="12"/>
-                <w:color w:val="000000"/>
-              </w:rPr>
-              <w:t xml:space="preserve">I–IV</w:t>
-            </w:r>
-          </w:p>
-        </w:tc>
-        <w:tc>
-          <w:tcPr>
-            <w:tcBorders>
-              <w:bottom w:val="single" w:sz="12" w:space="0" w:color="666666"/>
-              <w:top w:val="none" w:sz="0" w:space="0" w:color="000000"/>
-              <w:left w:val="none" w:sz="0" w:space="0" w:color="000000"/>
-              <w:right w:val="none" w:sz="0" w:space="0" w:color="000000"/>
-            </w:tcBorders>
-            <w:shd w:val="clear" w:color="auto" w:fill="FFFFFF"/>
-            <w:tcMar>
-              <w:top w:w="0" w:type="dxa"/>
-              <w:bottom w:w="0" w:type="dxa"/>
-              <w:left w:w="0" w:type="dxa"/>
-              <w:right w:w="0" w:type="dxa"/>
-            </w:tcMar>
-            <w:vAlign w:val="center"/>
-          </w:tcPr>
-          <w:p>
-            <w:pPr>
-              <w:pStyle w:val="Normal"/>
-              <w:jc w:val="left"/>
-              <w:pBdr>
-                <w:bottom w:val="none" w:sz="0" w:space="0" w:color="000000"/>
-                <w:top w:val="none" w:sz="0" w:space="0" w:color="000000"/>
-                <w:left w:val="none" w:sz="0" w:space="0" w:color="000000"/>
-                <w:right w:val="none" w:sz="0" w:space="0" w:color="000000"/>
-              </w:pBdr>
-              <w:spacing w:after="100" w:before="100" w:line="240"/>
-              <w:ind w:left="100" w:right="100" w:firstLine="0" w:firstLineChars="0"/>
-              <w:rPr>
-                <w:rFonts w:ascii="Times New Roman" w:hAnsi="Times New Roman" w:eastAsia="Times New Roman" w:cs="Times New Roman"/>
-                <w:i w:val="false"/>
-                <w:b w:val="false"/>
-                <w:u w:val="none"/>
-                <w:strike w:val="false"/>
-                <w:sz w:val="12"/>
-                <w:szCs w:val="12"/>
-                <w:color w:val="000000"/>
-              </w:rPr>
-            </w:pPr>
-            <w:r>
-              <w:rPr>
-                <w:rFonts w:ascii="Times New Roman" w:hAnsi="Times New Roman" w:eastAsia="Times New Roman" w:cs="Times New Roman"/>
-                <w:i w:val="false"/>
-                <w:b w:val="false"/>
-                <w:u w:val="none"/>
-                <w:strike w:val="false"/>
-                <w:sz w:val="12"/>
-                <w:szCs w:val="12"/>
-                <w:color w:val="000000"/>
-              </w:rPr>
-              <w:t xml:space="preserve">0.62 (0.39–0.99)</w:t>
-            </w:r>
-          </w:p>
-        </w:tc>
-        <w:tc>
-          <w:tcPr>
-            <w:tcBorders>
-              <w:bottom w:val="single" w:sz="12" w:space="0" w:color="666666"/>
-              <w:top w:val="none" w:sz="0" w:space="0" w:color="000000"/>
-              <w:left w:val="none" w:sz="0" w:space="0" w:color="000000"/>
-              <w:right w:val="none" w:sz="0" w:space="0" w:color="000000"/>
-            </w:tcBorders>
-            <w:shd w:val="clear" w:color="auto" w:fill="FFFFFF"/>
-            <w:tcMar>
-              <w:top w:w="0" w:type="dxa"/>
-              <w:bottom w:w="0" w:type="dxa"/>
-              <w:left w:w="0" w:type="dxa"/>
-              <w:right w:w="0" w:type="dxa"/>
-            </w:tcMar>
-            <w:vAlign w:val="center"/>
-          </w:tcPr>
-          <w:p>
-            <w:pPr>
-              <w:pStyle w:val="Normal"/>
-              <w:jc w:val="left"/>
-              <w:pBdr>
-                <w:bottom w:val="none" w:sz="0" w:space="0" w:color="000000"/>
-                <w:top w:val="none" w:sz="0" w:space="0" w:color="000000"/>
-                <w:left w:val="none" w:sz="0" w:space="0" w:color="000000"/>
-                <w:right w:val="none" w:sz="0" w:space="0" w:color="000000"/>
-              </w:pBdr>
-              <w:spacing w:after="100" w:before="100" w:line="240"/>
-              <w:ind w:left="100" w:right="100" w:firstLine="0" w:firstLineChars="0"/>
-              <w:rPr>
-                <w:rFonts w:ascii="Times New Roman" w:hAnsi="Times New Roman" w:eastAsia="Times New Roman" w:cs="Times New Roman"/>
-                <w:i w:val="false"/>
-                <w:b w:val="false"/>
-                <w:u w:val="none"/>
-                <w:strike w:val="false"/>
-                <w:sz w:val="12"/>
-                <w:szCs w:val="12"/>
-                <w:color w:val="000000"/>
-              </w:rPr>
-            </w:pPr>
-            <w:r>
-              <w:rPr>
-                <w:rFonts w:ascii="Times New Roman" w:hAnsi="Times New Roman" w:eastAsia="Times New Roman" w:cs="Times New Roman"/>
-                <w:i w:val="false"/>
-                <w:b w:val="false"/>
-                <w:u w:val="none"/>
-                <w:strike w:val="false"/>
-                <w:sz w:val="12"/>
-                <w:szCs w:val="12"/>
-                <w:color w:val="000000"/>
-              </w:rPr>
-              <w:t xml:space="preserve">0.046</w:t>
-            </w:r>
-          </w:p>
-        </w:tc>
-        <w:tc>
-          <w:tcPr>
-            <w:tcBorders>
-              <w:bottom w:val="single" w:sz="12" w:space="0" w:color="666666"/>
-              <w:top w:val="none" w:sz="0" w:space="0" w:color="000000"/>
-              <w:left w:val="none" w:sz="0" w:space="0" w:color="000000"/>
-              <w:right w:val="none" w:sz="0" w:space="0" w:color="000000"/>
-            </w:tcBorders>
-            <w:shd w:val="clear" w:color="auto" w:fill="FFFFFF"/>
-            <w:tcMar>
-              <w:top w:w="0" w:type="dxa"/>
-              <w:bottom w:w="0" w:type="dxa"/>
-              <w:left w:w="0" w:type="dxa"/>
-              <w:right w:w="0" w:type="dxa"/>
-            </w:tcMar>
-            <w:vAlign w:val="center"/>
-          </w:tcPr>
-          <w:p>
-            <w:pPr>
-              <w:pStyle w:val="Normal"/>
-              <w:jc w:val="left"/>
-              <w:pBdr>
-                <w:bottom w:val="none" w:sz="0" w:space="0" w:color="000000"/>
-                <w:top w:val="none" w:sz="0" w:space="0" w:color="000000"/>
-                <w:left w:val="none" w:sz="0" w:space="0" w:color="000000"/>
-                <w:right w:val="none" w:sz="0" w:space="0" w:color="000000"/>
-              </w:pBdr>
-              <w:spacing w:after="100" w:before="100" w:line="240"/>
-              <w:ind w:left="100" w:right="100" w:firstLine="0" w:firstLineChars="0"/>
-              <w:rPr>
-                <w:rFonts w:ascii="Times New Roman" w:hAnsi="Times New Roman" w:eastAsia="Times New Roman" w:cs="Times New Roman"/>
-                <w:i w:val="false"/>
-                <w:b w:val="false"/>
-                <w:u w:val="none"/>
-                <w:strike w:val="false"/>
-                <w:sz w:val="12"/>
-                <w:szCs w:val="12"/>
-                <w:color w:val="000000"/>
-              </w:rPr>
-            </w:pPr>
-            <w:r>
-              <w:rPr>
-                <w:rFonts w:ascii="Times New Roman" w:hAnsi="Times New Roman" w:eastAsia="Times New Roman" w:cs="Times New Roman"/>
-                <w:i w:val="false"/>
-                <w:b w:val="false"/>
-                <w:u w:val="none"/>
-                <w:strike w:val="false"/>
-                <w:sz w:val="12"/>
-                <w:szCs w:val="12"/>
-                <w:color w:val="000000"/>
-              </w:rPr>
-              <w:t xml:space="preserve">0.075</w:t>
-            </w:r>
-          </w:p>
-        </w:tc>
-        <w:tc>
-          <w:tcPr>
-            <w:tcBorders>
-              <w:bottom w:val="single" w:sz="12" w:space="0" w:color="666666"/>
-              <w:top w:val="none" w:sz="0" w:space="0" w:color="000000"/>
-              <w:left w:val="none" w:sz="0" w:space="0" w:color="000000"/>
-              <w:right w:val="none" w:sz="0" w:space="0" w:color="000000"/>
-            </w:tcBorders>
-            <w:shd w:val="clear" w:color="auto" w:fill="FFFFFF"/>
-            <w:tcMar>
-              <w:top w:w="0" w:type="dxa"/>
-              <w:bottom w:w="0" w:type="dxa"/>
-              <w:left w:w="0" w:type="dxa"/>
-              <w:right w:w="0" w:type="dxa"/>
-            </w:tcMar>
-            <w:vAlign w:val="center"/>
-          </w:tcPr>
-          <w:p>
-            <w:pPr>
-              <w:pStyle w:val="Normal"/>
-              <w:jc w:val="left"/>
-              <w:pBdr>
-                <w:bottom w:val="none" w:sz="0" w:space="0" w:color="000000"/>
-                <w:top w:val="none" w:sz="0" w:space="0" w:color="000000"/>
-                <w:left w:val="none" w:sz="0" w:space="0" w:color="000000"/>
-                <w:right w:val="none" w:sz="0" w:space="0" w:color="000000"/>
-              </w:pBdr>
-              <w:spacing w:after="100" w:before="100" w:line="240"/>
-              <w:ind w:left="100" w:right="100" w:firstLine="0" w:firstLineChars="0"/>
-              <w:rPr>
-                <w:rFonts w:ascii="Times New Roman" w:hAnsi="Times New Roman" w:eastAsia="Times New Roman" w:cs="Times New Roman"/>
-                <w:i w:val="false"/>
-                <w:b w:val="false"/>
-                <w:u w:val="none"/>
-                <w:strike w:val="false"/>
-                <w:sz w:val="12"/>
-                <w:szCs w:val="12"/>
-                <w:color w:val="000000"/>
-              </w:rPr>
-            </w:pPr>
-            <w:r>
-              <w:rPr>
-                <w:rFonts w:ascii="Times New Roman" w:hAnsi="Times New Roman" w:eastAsia="Times New Roman" w:cs="Times New Roman"/>
-                <w:i w:val="false"/>
-                <w:b w:val="false"/>
-                <w:u w:val="none"/>
-                <w:strike w:val="false"/>
-                <w:sz w:val="12"/>
-                <w:szCs w:val="12"/>
-                <w:color w:val="000000"/>
-              </w:rPr>
-              <w:t xml:space="preserve"/>
-            </w:r>
-          </w:p>
-        </w:tc>
-        <w:tc>
-          <w:tcPr>
-            <w:tcBorders>
-              <w:bottom w:val="single" w:sz="12" w:space="0" w:color="666666"/>
-              <w:top w:val="none" w:sz="0" w:space="0" w:color="000000"/>
-              <w:left w:val="none" w:sz="0" w:space="0" w:color="000000"/>
-              <w:right w:val="none" w:sz="0" w:space="0" w:color="000000"/>
-            </w:tcBorders>
-            <w:shd w:val="clear" w:color="auto" w:fill="FFFFFF"/>
-            <w:tcMar>
-              <w:top w:w="0" w:type="dxa"/>
-              <w:bottom w:w="0" w:type="dxa"/>
-              <w:left w:w="0" w:type="dxa"/>
-              <w:right w:w="0" w:type="dxa"/>
-            </w:tcMar>
-            <w:vAlign w:val="center"/>
-          </w:tcPr>
-          <w:p>
-            <w:pPr>
-              <w:pStyle w:val="Normal"/>
-              <w:jc w:val="left"/>
-              <w:pBdr>
-                <w:bottom w:val="none" w:sz="0" w:space="0" w:color="000000"/>
-                <w:top w:val="none" w:sz="0" w:space="0" w:color="000000"/>
-                <w:left w:val="none" w:sz="0" w:space="0" w:color="000000"/>
-                <w:right w:val="none" w:sz="0" w:space="0" w:color="000000"/>
-              </w:pBdr>
-              <w:spacing w:after="100" w:before="100" w:line="240"/>
-              <w:ind w:left="100" w:right="100" w:firstLine="0" w:firstLineChars="0"/>
-              <w:rPr>
-                <w:rFonts w:ascii="Times New Roman" w:hAnsi="Times New Roman" w:eastAsia="Times New Roman" w:cs="Times New Roman"/>
-                <w:i w:val="false"/>
-                <w:b w:val="false"/>
-                <w:u w:val="none"/>
-                <w:strike w:val="false"/>
-                <w:sz w:val="12"/>
-                <w:szCs w:val="12"/>
-                <w:color w:val="000000"/>
-              </w:rPr>
-            </w:pPr>
-            <w:r>
-              <w:rPr>
-                <w:rFonts w:ascii="Times New Roman" w:hAnsi="Times New Roman" w:eastAsia="Times New Roman" w:cs="Times New Roman"/>
-                <w:i w:val="false"/>
-                <w:b w:val="false"/>
-                <w:u w:val="none"/>
-                <w:strike w:val="false"/>
-                <w:sz w:val="12"/>
-                <w:szCs w:val="12"/>
-                <w:color w:val="000000"/>
-              </w:rPr>
-              <w:t xml:space="preserve"/>
-            </w:r>
-          </w:p>
-        </w:tc>
-        <w:tc>
-          <w:tcPr>
-            <w:tcBorders>
-              <w:bottom w:val="single" w:sz="12" w:space="0" w:color="666666"/>
-              <w:top w:val="none" w:sz="0" w:space="0" w:color="000000"/>
-              <w:left w:val="none" w:sz="0" w:space="0" w:color="000000"/>
-              <w:right w:val="none" w:sz="0" w:space="0" w:color="000000"/>
-            </w:tcBorders>
-            <w:shd w:val="clear" w:color="auto" w:fill="FFFFFF"/>
-            <w:tcMar>
-              <w:top w:w="0" w:type="dxa"/>
-              <w:bottom w:w="0" w:type="dxa"/>
-              <w:left w:w="0" w:type="dxa"/>
-              <w:right w:w="0" w:type="dxa"/>
-            </w:tcMar>
-            <w:vAlign w:val="center"/>
-          </w:tcPr>
-          <w:p>
-            <w:pPr>
-              <w:pStyle w:val="Normal"/>
-              <w:jc w:val="left"/>
-              <w:pBdr>
-                <w:bottom w:val="none" w:sz="0" w:space="0" w:color="000000"/>
-                <w:top w:val="none" w:sz="0" w:space="0" w:color="000000"/>
-                <w:left w:val="none" w:sz="0" w:space="0" w:color="000000"/>
-                <w:right w:val="none" w:sz="0" w:space="0" w:color="000000"/>
-              </w:pBdr>
-              <w:spacing w:after="100" w:before="100" w:line="240"/>
-              <w:ind w:left="100" w:right="100" w:firstLine="0" w:firstLineChars="0"/>
-              <w:rPr>
-                <w:rFonts w:ascii="Times New Roman" w:hAnsi="Times New Roman" w:eastAsia="Times New Roman" w:cs="Times New Roman"/>
-                <w:i w:val="false"/>
-                <w:b w:val="false"/>
-                <w:u w:val="none"/>
-                <w:strike w:val="false"/>
-                <w:sz w:val="12"/>
-                <w:szCs w:val="12"/>
-                <w:color w:val="000000"/>
-              </w:rPr>
-            </w:pPr>
-            <w:r>
-              <w:rPr>
-                <w:rFonts w:ascii="Times New Roman" w:hAnsi="Times New Roman" w:eastAsia="Times New Roman" w:cs="Times New Roman"/>
-                <w:i w:val="false"/>
-                <w:b w:val="false"/>
-                <w:u w:val="none"/>
-                <w:strike w:val="false"/>
-                <w:sz w:val="12"/>
-                <w:szCs w:val="12"/>
-                <w:color w:val="000000"/>
-              </w:rPr>
-              <w:t xml:space="preserve"/>
-            </w:r>
-          </w:p>
-        </w:tc>
-        <w:tc>
-          <w:tcPr>
-            <w:tcBorders>
-              <w:bottom w:val="single" w:sz="12" w:space="0" w:color="666666"/>
-              <w:top w:val="none" w:sz="0" w:space="0" w:color="000000"/>
-              <w:left w:val="none" w:sz="0" w:space="0" w:color="000000"/>
-              <w:right w:val="none" w:sz="0" w:space="0" w:color="000000"/>
-            </w:tcBorders>
-            <w:shd w:val="clear" w:color="auto" w:fill="FFFFFF"/>
-            <w:tcMar>
-              <w:top w:w="0" w:type="dxa"/>
-              <w:bottom w:w="0" w:type="dxa"/>
-              <w:left w:w="0" w:type="dxa"/>
-              <w:right w:w="0" w:type="dxa"/>
-            </w:tcMar>
-            <w:vAlign w:val="center"/>
-          </w:tcPr>
-          <w:p>
-            <w:pPr>
-              <w:pStyle w:val="Normal"/>
-              <w:jc w:val="left"/>
-              <w:pBdr>
-                <w:bottom w:val="none" w:sz="0" w:space="0" w:color="000000"/>
-                <w:top w:val="none" w:sz="0" w:space="0" w:color="000000"/>
-                <w:left w:val="none" w:sz="0" w:space="0" w:color="000000"/>
-                <w:right w:val="none" w:sz="0" w:space="0" w:color="000000"/>
-              </w:pBdr>
-              <w:spacing w:after="100" w:before="100" w:line="240"/>
-              <w:ind w:left="100" w:right="100" w:firstLine="0" w:firstLineChars="0"/>
-              <w:rPr>
-                <w:rFonts w:ascii="Times New Roman" w:hAnsi="Times New Roman" w:eastAsia="Times New Roman" w:cs="Times New Roman"/>
-                <w:i w:val="false"/>
-                <w:b w:val="false"/>
-                <w:u w:val="none"/>
-                <w:strike w:val="false"/>
-                <w:sz w:val="12"/>
-                <w:szCs w:val="12"/>
-                <w:color w:val="000000"/>
-              </w:rPr>
-            </w:pPr>
-            <w:r>
-              <w:rPr>
-                <w:rFonts w:ascii="Times New Roman" w:hAnsi="Times New Roman" w:eastAsia="Times New Roman" w:cs="Times New Roman"/>
-                <w:i w:val="false"/>
-                <w:b w:val="false"/>
-                <w:u w:val="none"/>
-                <w:strike w:val="false"/>
-                <w:sz w:val="12"/>
-                <w:szCs w:val="12"/>
-                <w:color w:val="000000"/>
-              </w:rPr>
-              <w:t xml:space="preserve"/>
-            </w:r>
-          </w:p>
-        </w:tc>
-        <w:tc>
-          <w:tcPr>
-            <w:tcBorders>
-              <w:bottom w:val="single" w:sz="12" w:space="0" w:color="666666"/>
-              <w:top w:val="none" w:sz="0" w:space="0" w:color="000000"/>
-              <w:left w:val="none" w:sz="0" w:space="0" w:color="000000"/>
-              <w:right w:val="none" w:sz="0" w:space="0" w:color="000000"/>
-            </w:tcBorders>
-            <w:shd w:val="clear" w:color="auto" w:fill="FFFFFF"/>
-            <w:tcMar>
-              <w:top w:w="0" w:type="dxa"/>
-              <w:bottom w:w="0" w:type="dxa"/>
-              <w:left w:w="0" w:type="dxa"/>
-              <w:right w:w="0" w:type="dxa"/>
-            </w:tcMar>
-            <w:vAlign w:val="center"/>
-          </w:tcPr>
-          <w:p>
-            <w:pPr>
-              <w:pStyle w:val="Normal"/>
-              <w:jc w:val="left"/>
-              <w:pBdr>
-                <w:bottom w:val="none" w:sz="0" w:space="0" w:color="000000"/>
-                <w:top w:val="none" w:sz="0" w:space="0" w:color="000000"/>
-                <w:left w:val="none" w:sz="0" w:space="0" w:color="000000"/>
-                <w:right w:val="none" w:sz="0" w:space="0" w:color="000000"/>
-              </w:pBdr>
-              <w:spacing w:after="100" w:before="100" w:line="240"/>
-              <w:ind w:left="100" w:right="100" w:firstLine="0" w:firstLineChars="0"/>
-              <w:rPr>
-                <w:rFonts w:ascii="Times New Roman" w:hAnsi="Times New Roman" w:eastAsia="Times New Roman" w:cs="Times New Roman"/>
-                <w:i w:val="false"/>
-                <w:b w:val="false"/>
-                <w:u w:val="none"/>
-                <w:strike w:val="false"/>
-                <w:sz w:val="12"/>
-                <w:szCs w:val="12"/>
-                <w:color w:val="000000"/>
-              </w:rPr>
-            </w:pPr>
-            <w:r>
-              <w:rPr>
-                <w:rFonts w:ascii="Times New Roman" w:hAnsi="Times New Roman" w:eastAsia="Times New Roman" w:cs="Times New Roman"/>
-                <w:i w:val="false"/>
-                <w:b w:val="false"/>
-                <w:u w:val="none"/>
-                <w:strike w:val="false"/>
-                <w:sz w:val="12"/>
-                <w:szCs w:val="12"/>
-                <w:color w:val="000000"/>
-              </w:rPr>
-              <w:t xml:space="preserve">5.89 (1.63, 10.15)</w:t>
-            </w:r>
-          </w:p>
-        </w:tc>
-        <w:tc>
-          <w:tcPr>
-            <w:tcBorders>
-              <w:bottom w:val="single" w:sz="12" w:space="0" w:color="666666"/>
-              <w:top w:val="none" w:sz="0" w:space="0" w:color="000000"/>
-              <w:left w:val="none" w:sz="0" w:space="0" w:color="000000"/>
-              <w:right w:val="none" w:sz="0" w:space="0" w:color="000000"/>
-            </w:tcBorders>
-            <w:shd w:val="clear" w:color="auto" w:fill="FFFFFF"/>
-            <w:tcMar>
-              <w:top w:w="0" w:type="dxa"/>
-              <w:bottom w:w="0" w:type="dxa"/>
-              <w:left w:w="0" w:type="dxa"/>
-              <w:right w:w="0" w:type="dxa"/>
-            </w:tcMar>
-            <w:vAlign w:val="center"/>
-          </w:tcPr>
-          <w:p>
-            <w:pPr>
-              <w:pStyle w:val="Normal"/>
-              <w:jc w:val="left"/>
-              <w:pBdr>
-                <w:bottom w:val="none" w:sz="0" w:space="0" w:color="000000"/>
-                <w:top w:val="none" w:sz="0" w:space="0" w:color="000000"/>
-                <w:left w:val="none" w:sz="0" w:space="0" w:color="000000"/>
-                <w:right w:val="none" w:sz="0" w:space="0" w:color="000000"/>
-              </w:pBdr>
-              <w:spacing w:after="100" w:before="100" w:line="240"/>
-              <w:ind w:left="100" w:right="100" w:firstLine="0" w:firstLineChars="0"/>
-              <w:rPr>
-                <w:rFonts w:ascii="Times New Roman" w:hAnsi="Times New Roman" w:eastAsia="Times New Roman" w:cs="Times New Roman"/>
-                <w:i w:val="false"/>
-                <w:b w:val="false"/>
-                <w:u w:val="none"/>
-                <w:strike w:val="false"/>
-                <w:sz w:val="12"/>
-                <w:szCs w:val="12"/>
-                <w:color w:val="000000"/>
-              </w:rPr>
-            </w:pPr>
-            <w:r>
-              <w:rPr>
-                <w:rFonts w:ascii="Times New Roman" w:hAnsi="Times New Roman" w:eastAsia="Times New Roman" w:cs="Times New Roman"/>
-                <w:i w:val="false"/>
-                <w:b w:val="false"/>
-                <w:u w:val="none"/>
-                <w:strike w:val="false"/>
-                <w:sz w:val="12"/>
-                <w:szCs w:val="12"/>
-                <w:color w:val="000000"/>
-              </w:rPr>
-              <w:t xml:space="preserve">0.007</w:t>
             </w:r>
           </w:p>
         </w:tc>
